--- a/renders/DC_JNZ_2026_without_tables_GLOBAL_transformed_generated.docx
+++ b/renders/DC_JNZ_2026_without_tables_GLOBAL_transformed_generated.docx
@@ -1039,6 +1039,11 @@
         <w:t>Expériences Professionnelles</w:t>
       </w:r>
     </w:p>
+    <w:p>
+      <w:pPr>
+        <w:pStyle w:val="DCNormal"/>
+      </w:pPr>
+    </w:p>
     <w:tbl>
       <w:tblPr>
         <w:tblStyle w:val="Grilledutableau"/>
@@ -1105,121 +1110,11 @@
             <w:pPr>
               <w:pStyle w:val="DCXPPoste"/>
             </w:pPr>
-          </w:p>
-        </w:tc>
-        <w:tc>
-          <w:tcPr>
-            <w:tcW w:type="dxa" w:w="2268"/>
-          </w:tcPr>
-          <w:p/>
-        </w:tc>
-      </w:tr>
-    </w:tbl>
-    <w:p>
-      <w:pPr>
-        <w:pStyle w:val="DCNormal"/>
-      </w:pPr>
-      <w:r>
-        <w:rPr>
-          <w:b/>
-        </w:rPr>
-        <w:t>Ingénieur d’étude CDI, mission de Data Engineer</w:t>
-      </w:r>
-    </w:p>
-    <w:p>
-      <w:pPr>
-        <w:pStyle w:val="DCNormal"/>
-      </w:pPr>
-      <w:r>
-        <w:rPr>
-          <w:b/>
-        </w:rPr>
-        <w:t xml:space="preserve">Contexte : </w:t>
-      </w:r>
-      <w:r>
-        <w:t>Ma première mission au sein d’EPSYL-ALCEN s’est déroulée dans le centre d’études et d’innovation d’ACC à Bruges. Dans le cadre de mises en place de process data automatisés, j’ai rejoint l’équipe data R&amp;D qui développe des pipelines et des applications de traitement de données pour la délivrer de manière dynamique et robuste aux autres services d’ingénierie.</w:t>
-      </w:r>
-    </w:p>
-    <w:p>
-      <w:pPr>
-        <w:pStyle w:val="DC1stbullet"/>
-      </w:pPr>
-      <w:r>
-        <w:t>Gestion de projets</w:t>
-      </w:r>
-    </w:p>
-    <w:p>
-      <w:pPr>
-        <w:pStyle w:val="DC2ndbullet"/>
-      </w:pPr>
-      <w:r>
-        <w:t>Recueil des besoins, des contraintes et spécifications</w:t>
-      </w:r>
-    </w:p>
-    <w:p>
-      <w:pPr>
-        <w:pStyle w:val="DC2ndbullet"/>
-      </w:pPr>
-      <w:r>
-        <w:t xml:space="preserve">Etude de faisabilité et proposition de solutions techniques </w:t>
-      </w:r>
-    </w:p>
-    <w:tbl>
-      <w:tblPr>
-        <w:tblStyle w:val="Grilledutableau"/>
-        <w:tblW w:type="auto" w:w="0"/>
-        <w:tblLook w:firstColumn="1" w:firstRow="1" w:lastColumn="0" w:lastRow="0" w:noHBand="0" w:noVBand="1" w:val="04A0"/>
-      </w:tblPr>
-      <w:tblGrid>
-        <w:gridCol w:w="4986"/>
-        <w:gridCol w:w="4986"/>
-      </w:tblGrid>
-      <w:tr>
-        <w:trPr>
-          <w:trHeight w:val="360"/>
-        </w:trPr>
-        <w:tc>
-          <w:tcPr>
-            <w:tcW w:type="dxa" w:w="7704"/>
-          </w:tcPr>
-          <w:p>
-            <w:pPr>
-              <w:pStyle w:val="DCXPTitle"/>
-            </w:pPr>
             <w:r>
-              <w:t>Rédaction de préconisations métiers, écriture des process, Formation des équipes</w:t>
-            </w:r>
-          </w:p>
-        </w:tc>
-        <w:tc>
-          <w:tcPr>
-            <w:tcW w:type="dxa" w:w="2268"/>
-          </w:tcPr>
-          <w:p/>
-        </w:tc>
-      </w:tr>
-      <w:tr>
-        <w:trPr>
-          <w:trHeight w:val="360"/>
-        </w:trPr>
-        <w:tc>
-          <w:tcPr>
-            <w:tcW w:type="dxa" w:w="7704"/>
-          </w:tcPr>
-          <w:p>
-            <w:pPr>
-              <w:pStyle w:val="DCXPPoste"/>
-            </w:pPr>
-            <w:r>
-              <w:t>Reportings</w:t>
-            </w:r>
-          </w:p>
-          <w:p>
-            <w:pPr>
-              <w:pStyle w:val="DCXPPoste"/>
-            </w:pPr>
-            <w:r>
-              <w:t>Collecte des données</w:t>
+              <w:rPr>
+                <w:b/>
+              </w:rPr>
+              <w:t>Ingénieur d’étude CDI, mission de Data Engineer</w:t>
             </w:r>
           </w:p>
         </w:tc>
@@ -1231,6 +1126,76 @@
         </w:tc>
       </w:tr>
     </w:tbl>
+    <w:p>
+      <w:pPr>
+        <w:pStyle w:val="DCNormal"/>
+      </w:pPr>
+      <w:r>
+        <w:rPr>
+          <w:b/>
+        </w:rPr>
+        <w:t xml:space="preserve">Contexte : </w:t>
+      </w:r>
+      <w:r>
+        <w:t>Ma première mission au sein d’EPSYL-ALCEN s’est déroulée dans le centre d’études et d’innovation d’ACC à Bruges. Dans le cadre de mises en place de process data automatisés, j’ai rejoint l’équipe data R&amp;D qui développe des pipelines et des applications de traitement de données pour la délivrer de manière dynamique et robuste aux autres services d’ingénierie.</w:t>
+      </w:r>
+    </w:p>
+    <w:p>
+      <w:pPr>
+        <w:pStyle w:val="DC1stbullet"/>
+      </w:pPr>
+      <w:r>
+        <w:t>Gestion de projets</w:t>
+      </w:r>
+    </w:p>
+    <w:p>
+      <w:pPr>
+        <w:pStyle w:val="DC2ndbullet"/>
+      </w:pPr>
+      <w:r>
+        <w:t>Recueil des besoins, des contraintes et spécifications</w:t>
+      </w:r>
+    </w:p>
+    <w:p>
+      <w:pPr>
+        <w:pStyle w:val="DC2ndbullet"/>
+      </w:pPr>
+      <w:r>
+        <w:t xml:space="preserve">Etude de faisabilité et proposition de solutions techniques </w:t>
+      </w:r>
+    </w:p>
+    <w:p>
+      <w:pPr>
+        <w:pStyle w:val="DC2ndbullet"/>
+      </w:pPr>
+      <w:r>
+        <w:t>Communication avec les équipes, organisation des points d’avancement</w:t>
+      </w:r>
+    </w:p>
+    <w:p>
+      <w:pPr>
+        <w:pStyle w:val="DC2ndbullet"/>
+      </w:pPr>
+      <w:r>
+        <w:t>Rédaction de préconisations métiers, écriture des process, Formation des équipes</w:t>
+      </w:r>
+    </w:p>
+    <w:p>
+      <w:pPr>
+        <w:pStyle w:val="DC2ndbullet"/>
+      </w:pPr>
+      <w:r>
+        <w:t>Reportings</w:t>
+      </w:r>
+    </w:p>
+    <w:p>
+      <w:pPr>
+        <w:pStyle w:val="DC1stbullet"/>
+      </w:pPr>
+      <w:r>
+        <w:t>Collecte des données</w:t>
+      </w:r>
+    </w:p>
     <w:p>
       <w:pPr>
         <w:pStyle w:val="DC2ndbullet"/>
@@ -1592,73 +1557,38 @@
         <w:t xml:space="preserve">Etude et proposition de solutions techniques </w:t>
       </w:r>
     </w:p>
-    <w:tbl>
-      <w:tblPr>
-        <w:tblStyle w:val="Grilledutableau"/>
-        <w:tblW w:type="auto" w:w="0"/>
-        <w:tblLook w:firstColumn="1" w:firstRow="1" w:lastColumn="0" w:lastRow="0" w:noHBand="0" w:noVBand="1" w:val="04A0"/>
-      </w:tblPr>
-      <w:tblGrid>
-        <w:gridCol w:w="4986"/>
-        <w:gridCol w:w="4986"/>
-      </w:tblGrid>
-      <w:tr>
-        <w:trPr>
-          <w:trHeight w:val="360"/>
-        </w:trPr>
-        <w:tc>
-          <w:tcPr>
-            <w:tcW w:type="dxa" w:w="7704"/>
-          </w:tcPr>
-          <w:p>
-            <w:pPr>
-              <w:pStyle w:val="DCXPTitle"/>
-            </w:pPr>
-            <w:r>
-              <w:t>Communication avec les équipes, organisation des réunions</w:t>
-            </w:r>
-          </w:p>
-        </w:tc>
-        <w:tc>
-          <w:tcPr>
-            <w:tcW w:type="dxa" w:w="2268"/>
-          </w:tcPr>
-          <w:p/>
-        </w:tc>
-      </w:tr>
-      <w:tr>
-        <w:trPr>
-          <w:trHeight w:val="360"/>
-        </w:trPr>
-        <w:tc>
-          <w:tcPr>
-            <w:tcW w:type="dxa" w:w="7704"/>
-          </w:tcPr>
-          <w:p>
-            <w:pPr>
-              <w:pStyle w:val="DCXPPoste"/>
-            </w:pPr>
-            <w:r>
-              <w:t xml:space="preserve">Rédaction de préconisations métiers </w:t>
-            </w:r>
-          </w:p>
-          <w:p>
-            <w:pPr>
-              <w:pStyle w:val="DCXPPoste"/>
-            </w:pPr>
-            <w:r>
-              <w:t>Reportings</w:t>
-            </w:r>
-          </w:p>
-        </w:tc>
-        <w:tc>
-          <w:tcPr>
-            <w:tcW w:type="dxa" w:w="2268"/>
-          </w:tcPr>
-          <w:p/>
-        </w:tc>
-      </w:tr>
-    </w:tbl>
+    <w:p>
+      <w:pPr>
+        <w:pStyle w:val="DC2ndbullet"/>
+      </w:pPr>
+      <w:r>
+        <w:t>Construction et mise à jour du Kanban de projet, Méthodologie Agile</w:t>
+      </w:r>
+    </w:p>
+    <w:p>
+      <w:pPr>
+        <w:pStyle w:val="DC2ndbullet"/>
+      </w:pPr>
+      <w:r>
+        <w:t>Communication avec les équipes, organisation des réunions</w:t>
+      </w:r>
+    </w:p>
+    <w:p>
+      <w:pPr>
+        <w:pStyle w:val="DC2ndbullet"/>
+      </w:pPr>
+      <w:r>
+        <w:t xml:space="preserve">Rédaction de préconisations métiers </w:t>
+      </w:r>
+    </w:p>
+    <w:p>
+      <w:pPr>
+        <w:pStyle w:val="DC2ndbullet"/>
+      </w:pPr>
+      <w:r>
+        <w:t>Reportings</w:t>
+      </w:r>
+    </w:p>
     <w:p>
       <w:pPr>
         <w:pStyle w:val="DC1stbullet"/>
@@ -2026,73 +1956,38 @@
         <w:t xml:space="preserve"> qui est une entreprise de conception et fabrication de menuiseries afin de prendre en charge l’ensemble des projets data. J’ai notamment travaillé avec les équipes R&amp;D sur le traitement des données techniques liées aux différents produits.</w:t>
       </w:r>
     </w:p>
-    <w:tbl>
-      <w:tblPr>
-        <w:tblStyle w:val="Grilledutableau"/>
-        <w:tblW w:type="auto" w:w="0"/>
-        <w:tblLook w:firstColumn="1" w:firstRow="1" w:lastColumn="0" w:lastRow="0" w:noHBand="0" w:noVBand="1" w:val="04A0"/>
-      </w:tblPr>
-      <w:tblGrid>
-        <w:gridCol w:w="4986"/>
-        <w:gridCol w:w="4986"/>
-      </w:tblGrid>
-      <w:tr>
-        <w:trPr>
-          <w:trHeight w:val="360"/>
-        </w:trPr>
-        <w:tc>
-          <w:tcPr>
-            <w:tcW w:type="dxa" w:w="7704"/>
-          </w:tcPr>
-          <w:p>
-            <w:pPr>
-              <w:pStyle w:val="DCXPTitle"/>
-            </w:pPr>
-            <w:r>
-              <w:t>Recueil des besoins</w:t>
-            </w:r>
-          </w:p>
-        </w:tc>
-        <w:tc>
-          <w:tcPr>
-            <w:tcW w:type="dxa" w:w="2268"/>
-          </w:tcPr>
-          <w:p/>
-        </w:tc>
-      </w:tr>
-      <w:tr>
-        <w:trPr>
-          <w:trHeight w:val="360"/>
-        </w:trPr>
-        <w:tc>
-          <w:tcPr>
-            <w:tcW w:type="dxa" w:w="7704"/>
-          </w:tcPr>
-          <w:p>
-            <w:pPr>
-              <w:pStyle w:val="DCXPPoste"/>
-            </w:pPr>
-            <w:r>
-              <w:t>Participation au cahier des charges avec les métiers</w:t>
-            </w:r>
-          </w:p>
-          <w:p>
-            <w:pPr>
-              <w:pStyle w:val="DCXPPoste"/>
-            </w:pPr>
-            <w:r>
-              <w:t>Analyse de faisabilité et préconisations</w:t>
-            </w:r>
-          </w:p>
-        </w:tc>
-        <w:tc>
-          <w:tcPr>
-            <w:tcW w:type="dxa" w:w="2268"/>
-          </w:tcPr>
-          <w:p/>
-        </w:tc>
-      </w:tr>
-    </w:tbl>
+    <w:p>
+      <w:pPr>
+        <w:pStyle w:val="DC1stbullet"/>
+      </w:pPr>
+      <w:r>
+        <w:t>Gestion de projets</w:t>
+      </w:r>
+    </w:p>
+    <w:p>
+      <w:pPr>
+        <w:pStyle w:val="DC2ndbullet"/>
+      </w:pPr>
+      <w:r>
+        <w:t>Recueil des besoins</w:t>
+      </w:r>
+    </w:p>
+    <w:p>
+      <w:pPr>
+        <w:pStyle w:val="DC2ndbullet"/>
+      </w:pPr>
+      <w:r>
+        <w:t>Participation au cahier des charges avec les métiers</w:t>
+      </w:r>
+    </w:p>
+    <w:p>
+      <w:pPr>
+        <w:pStyle w:val="DC2ndbullet"/>
+      </w:pPr>
+      <w:r>
+        <w:t>Analyse de faisabilité et préconisations</w:t>
+      </w:r>
+    </w:p>
     <w:p>
       <w:pPr>
         <w:pStyle w:val="DC2ndbullet"/>
@@ -2214,73 +2109,38 @@
         <w:t>Données techniques produits</w:t>
       </w:r>
     </w:p>
-    <w:tbl>
-      <w:tblPr>
-        <w:tblStyle w:val="Grilledutableau"/>
-        <w:tblW w:type="auto" w:w="0"/>
-        <w:tblLook w:firstColumn="1" w:firstRow="1" w:lastColumn="0" w:lastRow="0" w:noHBand="0" w:noVBand="1" w:val="04A0"/>
-      </w:tblPr>
-      <w:tblGrid>
-        <w:gridCol w:w="4986"/>
-        <w:gridCol w:w="4986"/>
-      </w:tblGrid>
-      <w:tr>
-        <w:trPr>
-          <w:trHeight w:val="360"/>
-        </w:trPr>
-        <w:tc>
-          <w:tcPr>
-            <w:tcW w:type="dxa" w:w="7704"/>
-          </w:tcPr>
-          <w:p>
-            <w:pPr>
-              <w:pStyle w:val="DCXPTitle"/>
-            </w:pPr>
-            <w:r>
-              <w:t>Gammes</w:t>
-            </w:r>
-          </w:p>
-        </w:tc>
-        <w:tc>
-          <w:tcPr>
-            <w:tcW w:type="dxa" w:w="2268"/>
-          </w:tcPr>
-          <w:p/>
-        </w:tc>
-      </w:tr>
-      <w:tr>
-        <w:trPr>
-          <w:trHeight w:val="360"/>
-        </w:trPr>
-        <w:tc>
-          <w:tcPr>
-            <w:tcW w:type="dxa" w:w="7704"/>
-          </w:tcPr>
-          <w:p>
-            <w:pPr>
-              <w:pStyle w:val="DCXPPoste"/>
-            </w:pPr>
-            <w:r>
-              <w:t>Nomenclatures…</w:t>
-            </w:r>
-          </w:p>
-          <w:p>
-            <w:pPr>
-              <w:pStyle w:val="DCXPPoste"/>
-            </w:pPr>
-            <w:r>
-              <w:t>Compréhension et interprétation</w:t>
-            </w:r>
-          </w:p>
-        </w:tc>
-        <w:tc>
-          <w:tcPr>
-            <w:tcW w:type="dxa" w:w="2268"/>
-          </w:tcPr>
-          <w:p/>
-        </w:tc>
-      </w:tr>
-    </w:tbl>
+    <w:p>
+      <w:pPr>
+        <w:pStyle w:val="DC4thbullet"/>
+      </w:pPr>
+      <w:r>
+        <w:t>Données commerciales sur ERP</w:t>
+      </w:r>
+    </w:p>
+    <w:p>
+      <w:pPr>
+        <w:pStyle w:val="DC4thbullet"/>
+      </w:pPr>
+      <w:r>
+        <w:t>Gammes</w:t>
+      </w:r>
+    </w:p>
+    <w:p>
+      <w:pPr>
+        <w:pStyle w:val="DC4thbullet"/>
+      </w:pPr>
+      <w:r>
+        <w:t>Nomenclatures…</w:t>
+      </w:r>
+    </w:p>
+    <w:p>
+      <w:pPr>
+        <w:pStyle w:val="DC2ndbullet"/>
+      </w:pPr>
+      <w:r>
+        <w:t>Compréhension et interprétation</w:t>
+      </w:r>
+    </w:p>
     <w:p>
       <w:pPr>
         <w:pStyle w:val="DC2ndbullet"/>

--- a/renders/DC_JNZ_2026_without_tables_GLOBAL_transformed_generated.docx
+++ b/renders/DC_JNZ_2026_without_tables_GLOBAL_transformed_generated.docx
@@ -791,13 +791,10 @@
             <w:tcW w:type="dxa" w:w="1281"/>
           </w:tcPr>
           <w:p>
-            <w:pPr>
-              <w:jc w:val="left"/>
-            </w:pPr>
+            <w:pPr/>
             <w:r>
               <w:rPr>
                 <w:b/>
-                <w:color w:val="000000"/>
               </w:rPr>
               <w:t>2024</w:t>
             </w:r>
@@ -808,33 +805,19 @@
             <w:tcW w:type="dxa" w:w="7542"/>
           </w:tcPr>
           <w:p>
-            <w:pPr>
-              <w:jc w:val="left"/>
-            </w:pPr>
+            <w:pPr/>
             <w:r>
-              <w:rPr>
-                <w:color w:val="000000"/>
-                <w:sz w:val="20"/>
-              </w:rPr>
               <w:t>Formation Concepteur Développeur en IA et analyse Big Data - Option Data analyse</w:t>
             </w:r>
           </w:p>
           <w:p>
-            <w:pPr>
-              <w:jc w:val="left"/>
-            </w:pPr>
+            <w:pPr/>
             <w:r>
-              <w:rPr>
-                <w:color w:val="000000"/>
-                <w:sz w:val="20"/>
-              </w:rPr>
               <w:t>Le Wagon Bordeaux</w:t>
             </w:r>
           </w:p>
           <w:p>
-            <w:pPr>
-              <w:jc w:val="left"/>
-            </w:pPr>
+            <w:pPr/>
           </w:p>
         </w:tc>
       </w:tr>
@@ -847,13 +830,10 @@
             <w:tcW w:type="dxa" w:w="1281"/>
           </w:tcPr>
           <w:p>
-            <w:pPr>
-              <w:jc w:val="left"/>
-            </w:pPr>
+            <w:pPr/>
             <w:r>
               <w:rPr>
                 <w:b/>
-                <w:color w:val="000000"/>
               </w:rPr>
               <w:t>2018-2020</w:t>
             </w:r>
@@ -864,33 +844,19 @@
             <w:tcW w:type="dxa" w:w="7542"/>
           </w:tcPr>
           <w:p>
-            <w:pPr>
-              <w:jc w:val="left"/>
-            </w:pPr>
+            <w:pPr/>
             <w:r>
-              <w:rPr>
-                <w:color w:val="000000"/>
-                <w:sz w:val="20"/>
-              </w:rPr>
               <w:t>Master Manager en stratégie digitale et MBA Web Business</w:t>
             </w:r>
           </w:p>
           <w:p>
-            <w:pPr>
-              <w:jc w:val="left"/>
-            </w:pPr>
+            <w:pPr/>
             <w:r>
-              <w:rPr>
-                <w:color w:val="000000"/>
-                <w:sz w:val="20"/>
-              </w:rPr>
               <w:t>ESCEN Bordeaux</w:t>
             </w:r>
           </w:p>
           <w:p>
-            <w:pPr>
-              <w:jc w:val="left"/>
-            </w:pPr>
+            <w:pPr/>
           </w:p>
         </w:tc>
       </w:tr>
@@ -903,13 +869,10 @@
             <w:tcW w:type="dxa" w:w="1281"/>
           </w:tcPr>
           <w:p>
-            <w:pPr>
-              <w:jc w:val="left"/>
-            </w:pPr>
+            <w:pPr/>
             <w:r>
               <w:rPr>
                 <w:b/>
-                <w:color w:val="000000"/>
               </w:rPr>
               <w:t>2017-2018</w:t>
             </w:r>
@@ -920,33 +883,19 @@
             <w:tcW w:type="dxa" w:w="7542"/>
           </w:tcPr>
           <w:p>
-            <w:pPr>
-              <w:jc w:val="left"/>
-            </w:pPr>
+            <w:pPr/>
             <w:r>
-              <w:rPr>
-                <w:color w:val="000000"/>
-                <w:sz w:val="20"/>
-              </w:rPr>
               <w:t>Bachelor Webmarketing et sites e-commerce</w:t>
             </w:r>
           </w:p>
           <w:p>
-            <w:pPr>
-              <w:jc w:val="left"/>
-            </w:pPr>
+            <w:pPr/>
             <w:r>
-              <w:rPr>
-                <w:color w:val="000000"/>
-                <w:sz w:val="20"/>
-              </w:rPr>
               <w:t>ESCEN Bordeaux</w:t>
             </w:r>
           </w:p>
           <w:p>
-            <w:pPr>
-              <w:jc w:val="left"/>
-            </w:pPr>
+            <w:pPr/>
           </w:p>
         </w:tc>
       </w:tr>
@@ -959,13 +908,10 @@
             <w:tcW w:type="dxa" w:w="1281"/>
           </w:tcPr>
           <w:p>
-            <w:pPr>
-              <w:jc w:val="left"/>
-            </w:pPr>
+            <w:pPr/>
             <w:r>
               <w:rPr>
                 <w:b/>
-                <w:color w:val="000000"/>
               </w:rPr>
               <w:t>2014-2016</w:t>
             </w:r>
@@ -976,33 +922,19 @@
             <w:tcW w:type="dxa" w:w="7542"/>
           </w:tcPr>
           <w:p>
-            <w:pPr>
-              <w:jc w:val="left"/>
-            </w:pPr>
+            <w:pPr/>
             <w:r>
-              <w:rPr>
-                <w:color w:val="000000"/>
-                <w:sz w:val="20"/>
-              </w:rPr>
               <w:t>DUT GEA spécialité gestion financière et comptable</w:t>
             </w:r>
           </w:p>
           <w:p>
-            <w:pPr>
-              <w:jc w:val="left"/>
-            </w:pPr>
+            <w:pPr/>
             <w:r>
-              <w:rPr>
-                <w:color w:val="000000"/>
-                <w:sz w:val="20"/>
-              </w:rPr>
               <w:t>IUT Bordeaux Montesquieu</w:t>
             </w:r>
           </w:p>
           <w:p>
-            <w:pPr>
-              <w:jc w:val="left"/>
-            </w:pPr>
+            <w:pPr/>
           </w:p>
         </w:tc>
       </w:tr>
@@ -1044,11 +976,24 @@
         <w:pStyle w:val="DCNormal"/>
       </w:pPr>
     </w:p>
+    <w:p>
+      <w:pPr>
+        <w:pStyle w:val="DCNormal"/>
+      </w:pPr>
+    </w:p>
     <w:tbl>
       <w:tblPr>
         <w:tblStyle w:val="Grilledutableau"/>
         <w:tblW w:type="auto" w:w="0"/>
         <w:tblLook w:firstColumn="1" w:firstRow="1" w:lastColumn="0" w:lastRow="0" w:noHBand="0" w:noVBand="1" w:val="04A0"/>
+        <w:tblBorders>
+          <w:top w:val="none" w:sz="0" w:space="0" w:color="auto"/>
+          <w:left w:val="none" w:sz="0" w:space="0" w:color="auto"/>
+          <w:bottom w:val="single" w:sz="12" w:space="0" w:color="000000"/>
+          <w:right w:val="none" w:sz="0" w:space="0" w:color="auto"/>
+          <w:insideH w:val="none" w:sz="0" w:space="0" w:color="auto"/>
+          <w:insideV w:val="none" w:sz="0" w:space="0" w:color="auto"/>
+        </w:tblBorders>
       </w:tblPr>
       <w:tblGrid>
         <w:gridCol w:w="4986"/>
@@ -1060,11 +1005,13 @@
         </w:trPr>
         <w:tc>
           <w:tcPr>
-            <w:tcW w:type="dxa" w:w="7704"/>
+            <w:tcW w:type="dxa" w:w="7137"/>
+            <w:vAlign w:val="center"/>
           </w:tcPr>
           <w:p>
             <w:pPr>
               <w:pStyle w:val="DCXPTitle"/>
+              <w:jc w:val="left"/>
             </w:pPr>
             <w:r>
               <w:t xml:space="preserve">Automotive </w:t>
@@ -1073,20 +1020,19 @@
               <w:t>Cells</w:t>
             </w:r>
             <w:r>
-              <w:t xml:space="preserve"> Compan</w:t>
-            </w:r>
-            <w:r>
-              <w:t>y</w:t>
+              <w:t xml:space="preserve"> Company</w:t>
             </w:r>
           </w:p>
         </w:tc>
         <w:tc>
           <w:tcPr>
-            <w:tcW w:type="dxa" w:w="2268"/>
+            <w:tcW w:type="dxa" w:w="2835"/>
+            <w:vAlign w:val="center"/>
           </w:tcPr>
           <w:p>
             <w:pPr>
               <w:pStyle w:val="DCXPDate"/>
+              <w:jc w:val="right"/>
             </w:pPr>
             <w:r>
               <w:rPr>
@@ -1104,11 +1050,19 @@
         </w:trPr>
         <w:tc>
           <w:tcPr>
-            <w:tcW w:type="dxa" w:w="7704"/>
+            <w:tcW w:type="dxa" w:w="7137"/>
+            <w:vAlign w:val="center"/>
           </w:tcPr>
           <w:p>
             <w:pPr>
               <w:pStyle w:val="DCXPPoste"/>
+              <w:jc w:val="left"/>
+            </w:pPr>
+          </w:p>
+          <w:p>
+            <w:pPr>
+              <w:pStyle w:val="DCXPPoste"/>
+              <w:jc w:val="left"/>
             </w:pPr>
             <w:r>
               <w:rPr>
@@ -1120,7 +1074,8 @@
         </w:tc>
         <w:tc>
           <w:tcPr>
-            <w:tcW w:type="dxa" w:w="2268"/>
+            <w:tcW w:type="dxa" w:w="2835"/>
+            <w:vAlign w:val="center"/>
           </w:tcPr>
           <w:p/>
         </w:tc>
@@ -1130,6 +1085,11 @@
       <w:pPr>
         <w:pStyle w:val="DCNormal"/>
       </w:pPr>
+    </w:p>
+    <w:p>
+      <w:pPr>
+        <w:pStyle w:val="DCNormal"/>
+      </w:pPr>
       <w:r>
         <w:rPr>
           <w:b/>
@@ -1421,12 +1381,25 @@
       <w:r>
         <w:t>LucidChart</w:t>
       </w:r>
+    </w:p>
+    <w:p>
+      <w:pPr>
+        <w:pStyle w:val="DCNormal"/>
+      </w:pPr>
     </w:p>
     <w:tbl>
       <w:tblPr>
         <w:tblStyle w:val="Grilledutableau"/>
         <w:tblW w:type="auto" w:w="0"/>
         <w:tblLook w:firstColumn="1" w:firstRow="1" w:lastColumn="0" w:lastRow="0" w:noHBand="0" w:noVBand="1" w:val="04A0"/>
+        <w:tblBorders>
+          <w:top w:val="none" w:sz="0" w:space="0" w:color="auto"/>
+          <w:left w:val="none" w:sz="0" w:space="0" w:color="auto"/>
+          <w:bottom w:val="single" w:sz="12" w:space="0" w:color="000000"/>
+          <w:right w:val="none" w:sz="0" w:space="0" w:color="auto"/>
+          <w:insideH w:val="none" w:sz="0" w:space="0" w:color="auto"/>
+          <w:insideV w:val="none" w:sz="0" w:space="0" w:color="auto"/>
+        </w:tblBorders>
       </w:tblPr>
       <w:tblGrid>
         <w:gridCol w:w="4986"/>
@@ -1438,11 +1411,13 @@
         </w:trPr>
         <w:tc>
           <w:tcPr>
-            <w:tcW w:type="dxa" w:w="7704"/>
+            <w:tcW w:type="dxa" w:w="7137"/>
+            <w:vAlign w:val="center"/>
           </w:tcPr>
           <w:p>
             <w:pPr>
               <w:pStyle w:val="DCXPTitle"/>
+              <w:jc w:val="left"/>
             </w:pPr>
             <w:r>
               <w:t>Data For Good</w:t>
@@ -1451,11 +1426,13 @@
         </w:tc>
         <w:tc>
           <w:tcPr>
-            <w:tcW w:type="dxa" w:w="2268"/>
+            <w:tcW w:type="dxa" w:w="2835"/>
+            <w:vAlign w:val="center"/>
           </w:tcPr>
           <w:p>
             <w:pPr>
               <w:pStyle w:val="DCXPDate"/>
+              <w:jc w:val="right"/>
             </w:pPr>
             <w:r>
               <w:rPr>
@@ -1473,11 +1450,19 @@
         </w:trPr>
         <w:tc>
           <w:tcPr>
-            <w:tcW w:type="dxa" w:w="7704"/>
+            <w:tcW w:type="dxa" w:w="7137"/>
+            <w:vAlign w:val="center"/>
           </w:tcPr>
           <w:p>
             <w:pPr>
               <w:pStyle w:val="DCXPPoste"/>
+              <w:jc w:val="left"/>
+            </w:pPr>
+          </w:p>
+          <w:p>
+            <w:pPr>
+              <w:pStyle w:val="DCXPPoste"/>
+              <w:jc w:val="left"/>
             </w:pPr>
             <w:r>
               <w:rPr>
@@ -1501,7 +1486,8 @@
         </w:tc>
         <w:tc>
           <w:tcPr>
-            <w:tcW w:type="dxa" w:w="2268"/>
+            <w:tcW w:type="dxa" w:w="2835"/>
+            <w:vAlign w:val="center"/>
           </w:tcPr>
           <w:p/>
         </w:tc>
@@ -1511,6 +1497,11 @@
       <w:pPr>
         <w:pStyle w:val="DCNormal"/>
       </w:pPr>
+    </w:p>
+    <w:p>
+      <w:pPr>
+        <w:pStyle w:val="DCNormal"/>
+      </w:pPr>
       <w:r>
         <w:rPr>
           <w:b/>
@@ -1857,12 +1848,25 @@
       <w:r>
         <w:t>Outline</w:t>
       </w:r>
+    </w:p>
+    <w:p>
+      <w:pPr>
+        <w:pStyle w:val="DCNormal"/>
+      </w:pPr>
     </w:p>
     <w:tbl>
       <w:tblPr>
         <w:tblStyle w:val="Grilledutableau"/>
         <w:tblW w:type="auto" w:w="0"/>
         <w:tblLook w:firstColumn="1" w:firstRow="1" w:lastColumn="0" w:lastRow="0" w:noHBand="0" w:noVBand="1" w:val="04A0"/>
+        <w:tblBorders>
+          <w:top w:val="none" w:sz="0" w:space="0" w:color="auto"/>
+          <w:left w:val="none" w:sz="0" w:space="0" w:color="auto"/>
+          <w:bottom w:val="single" w:sz="12" w:space="0" w:color="000000"/>
+          <w:right w:val="none" w:sz="0" w:space="0" w:color="auto"/>
+          <w:insideH w:val="none" w:sz="0" w:space="0" w:color="auto"/>
+          <w:insideV w:val="none" w:sz="0" w:space="0" w:color="auto"/>
+        </w:tblBorders>
       </w:tblPr>
       <w:tblGrid>
         <w:gridCol w:w="4986"/>
@@ -1874,11 +1878,13 @@
         </w:trPr>
         <w:tc>
           <w:tcPr>
-            <w:tcW w:type="dxa" w:w="7704"/>
+            <w:tcW w:type="dxa" w:w="7137"/>
+            <w:vAlign w:val="center"/>
           </w:tcPr>
           <w:p>
             <w:pPr>
               <w:pStyle w:val="DCXPTitle"/>
+              <w:jc w:val="left"/>
             </w:pPr>
             <w:r>
               <w:t>KEYOR, Bordeaux</w:t>
@@ -1887,11 +1893,13 @@
         </w:tc>
         <w:tc>
           <w:tcPr>
-            <w:tcW w:type="dxa" w:w="2268"/>
+            <w:tcW w:type="dxa" w:w="2835"/>
+            <w:vAlign w:val="center"/>
           </w:tcPr>
           <w:p>
             <w:pPr>
               <w:pStyle w:val="DCXPDate"/>
+              <w:jc w:val="right"/>
             </w:pPr>
             <w:r>
               <w:rPr>
@@ -1909,17 +1917,38 @@
         </w:trPr>
         <w:tc>
           <w:tcPr>
-            <w:tcW w:type="dxa" w:w="7704"/>
+            <w:tcW w:type="dxa" w:w="7137"/>
+            <w:vAlign w:val="center"/>
           </w:tcPr>
           <w:p>
             <w:pPr>
               <w:pStyle w:val="DCXPPoste"/>
+              <w:jc w:val="left"/>
             </w:pPr>
+          </w:p>
+          <w:p>
+            <w:pPr>
+              <w:pStyle w:val="DCXPPoste"/>
+              <w:jc w:val="left"/>
+            </w:pPr>
+          </w:p>
+          <w:p>
+            <w:pPr>
+              <w:pStyle w:val="DCXPPoste"/>
+              <w:jc w:val="left"/>
+            </w:pPr>
+            <w:r>
+              <w:rPr>
+                <w:b/>
+              </w:rPr>
+              <w:t>Data Manager, CDI</w:t>
+            </w:r>
           </w:p>
         </w:tc>
         <w:tc>
           <w:tcPr>
-            <w:tcW w:type="dxa" w:w="2268"/>
+            <w:tcW w:type="dxa" w:w="2835"/>
+            <w:vAlign w:val="center"/>
           </w:tcPr>
           <w:p/>
         </w:tc>
@@ -1929,12 +1958,6 @@
       <w:pPr>
         <w:pStyle w:val="DCNormal"/>
       </w:pPr>
-      <w:r>
-        <w:rPr>
-          <w:b/>
-        </w:rPr>
-        <w:t>Data Manager, CDI</w:t>
-      </w:r>
     </w:p>
     <w:p>
       <w:pPr>
@@ -2350,12 +2373,25 @@
       <w:r>
         <w:t>Quable</w:t>
       </w:r>
+    </w:p>
+    <w:p>
+      <w:pPr>
+        <w:pStyle w:val="DCNormal"/>
+      </w:pPr>
     </w:p>
     <w:tbl>
       <w:tblPr>
         <w:tblStyle w:val="Grilledutableau"/>
         <w:tblW w:type="auto" w:w="0"/>
         <w:tblLook w:firstColumn="1" w:firstRow="1" w:lastColumn="0" w:lastRow="0" w:noHBand="0" w:noVBand="1" w:val="04A0"/>
+        <w:tblBorders>
+          <w:top w:val="none" w:sz="0" w:space="0" w:color="auto"/>
+          <w:left w:val="none" w:sz="0" w:space="0" w:color="auto"/>
+          <w:bottom w:val="single" w:sz="12" w:space="0" w:color="000000"/>
+          <w:right w:val="none" w:sz="0" w:space="0" w:color="auto"/>
+          <w:insideH w:val="none" w:sz="0" w:space="0" w:color="auto"/>
+          <w:insideV w:val="none" w:sz="0" w:space="0" w:color="auto"/>
+        </w:tblBorders>
       </w:tblPr>
       <w:tblGrid>
         <w:gridCol w:w="4986"/>
@@ -2367,11 +2403,13 @@
         </w:trPr>
         <w:tc>
           <w:tcPr>
-            <w:tcW w:type="dxa" w:w="7704"/>
+            <w:tcW w:type="dxa" w:w="7137"/>
+            <w:vAlign w:val="center"/>
           </w:tcPr>
           <w:p>
             <w:pPr>
               <w:pStyle w:val="DCXPTitle"/>
+              <w:jc w:val="left"/>
             </w:pPr>
             <w:r>
               <w:t>Vignobles Bardet, Vignonet</w:t>
@@ -2380,14 +2418,17 @@
         </w:tc>
         <w:tc>
           <w:tcPr>
-            <w:tcW w:type="dxa" w:w="2268"/>
+            <w:tcW w:type="dxa" w:w="2835"/>
+            <w:vAlign w:val="center"/>
           </w:tcPr>
           <w:p>
             <w:pPr>
               <w:pStyle w:val="DCXPDate"/>
+              <w:jc w:val="right"/>
             </w:pPr>
             <w:r>
               <w:rPr>
+                <w:b/>
                 <w:i/>
               </w:rPr>
               <w:t>09/2019 – 04/2020</w:t>
@@ -2401,20 +2442,26 @@
         </w:trPr>
         <w:tc>
           <w:tcPr>
-            <w:tcW w:type="dxa" w:w="7704"/>
+            <w:tcW w:type="dxa" w:w="7137"/>
+            <w:vAlign w:val="center"/>
           </w:tcPr>
           <w:p>
             <w:pPr>
               <w:pStyle w:val="DCXPPoste"/>
+              <w:jc w:val="left"/>
             </w:pPr>
             <w:r>
+              <w:rPr>
+                <w:b/>
+              </w:rPr>
               <w:t>Gestion de Projets Web, Alternance</w:t>
             </w:r>
           </w:p>
         </w:tc>
         <w:tc>
           <w:tcPr>
-            <w:tcW w:type="dxa" w:w="2268"/>
+            <w:tcW w:type="dxa" w:w="2835"/>
+            <w:vAlign w:val="center"/>
           </w:tcPr>
           <w:p/>
         </w:tc>
@@ -2422,6 +2469,11 @@
     </w:tbl>
     <w:p>
       <w:pPr>
+        <w:pStyle w:val="DCNormal"/>
+      </w:pPr>
+    </w:p>
+    <w:p>
+      <w:pPr>
         <w:pStyle w:val="DC1stbullet"/>
       </w:pPr>
       <w:r>
@@ -2535,12 +2587,25 @@
       <w:r>
         <w:t>Ads</w:t>
       </w:r>
+    </w:p>
+    <w:p>
+      <w:pPr>
+        <w:pStyle w:val="DCNormal"/>
+      </w:pPr>
     </w:p>
     <w:tbl>
       <w:tblPr>
         <w:tblStyle w:val="Grilledutableau"/>
         <w:tblW w:type="auto" w:w="0"/>
         <w:tblLook w:firstColumn="1" w:firstRow="1" w:lastColumn="0" w:lastRow="0" w:noHBand="0" w:noVBand="1" w:val="04A0"/>
+        <w:tblBorders>
+          <w:top w:val="none" w:sz="0" w:space="0" w:color="auto"/>
+          <w:left w:val="none" w:sz="0" w:space="0" w:color="auto"/>
+          <w:bottom w:val="single" w:sz="12" w:space="0" w:color="000000"/>
+          <w:right w:val="none" w:sz="0" w:space="0" w:color="auto"/>
+          <w:insideH w:val="none" w:sz="0" w:space="0" w:color="auto"/>
+          <w:insideV w:val="none" w:sz="0" w:space="0" w:color="auto"/>
+        </w:tblBorders>
       </w:tblPr>
       <w:tblGrid>
         <w:gridCol w:w="4986"/>
@@ -2552,15 +2617,46 @@
         </w:trPr>
         <w:tc>
           <w:tcPr>
-            <w:tcW w:type="dxa" w:w="7704"/>
+            <w:tcW w:type="dxa" w:w="7137"/>
+            <w:vAlign w:val="center"/>
           </w:tcPr>
-          <w:p/>
+          <w:p>
+            <w:pPr>
+              <w:pStyle w:val="DCXPTitle"/>
+              <w:jc w:val="left"/>
+            </w:pPr>
+            <w:r>
+              <w:t>Actiplay</w:t>
+            </w:r>
+            <w:r>
+              <w:t xml:space="preserve"> (</w:t>
+            </w:r>
+            <w:r>
+              <w:t>Klarsen</w:t>
+            </w:r>
+            <w:r>
+              <w:t>), Bordeaux</w:t>
+            </w:r>
+          </w:p>
         </w:tc>
         <w:tc>
           <w:tcPr>
-            <w:tcW w:type="dxa" w:w="2268"/>
+            <w:tcW w:type="dxa" w:w="2835"/>
+            <w:vAlign w:val="center"/>
           </w:tcPr>
-          <w:p/>
+          <w:p>
+            <w:pPr>
+              <w:pStyle w:val="DCXPDate"/>
+              <w:jc w:val="right"/>
+            </w:pPr>
+            <w:r>
+              <w:rPr>
+                <w:b/>
+                <w:i/>
+              </w:rPr>
+              <w:t>09/2018 – 04/2019</w:t>
+            </w:r>
+          </w:p>
         </w:tc>
       </w:tr>
       <w:tr>
@@ -2569,104 +2665,21 @@
         </w:trPr>
         <w:tc>
           <w:tcPr>
-            <w:tcW w:type="dxa" w:w="7704"/>
+            <w:tcW w:type="dxa" w:w="7137"/>
+            <w:vAlign w:val="center"/>
           </w:tcPr>
           <w:p>
             <w:pPr>
               <w:pStyle w:val="DCXPPoste"/>
+              <w:jc w:val="left"/>
             </w:pPr>
           </w:p>
-        </w:tc>
-        <w:tc>
-          <w:tcPr>
-            <w:tcW w:type="dxa" w:w="2268"/>
-          </w:tcPr>
-          <w:p/>
-        </w:tc>
-      </w:tr>
-    </w:tbl>
-    <w:tbl>
-      <w:tblPr>
-        <w:tblStyle w:val="Grilledutableau"/>
-        <w:tblW w:type="auto" w:w="0"/>
-        <w:tblLook w:firstColumn="1" w:firstRow="1" w:lastColumn="0" w:lastRow="0" w:noHBand="0" w:noVBand="1" w:val="04A0"/>
-      </w:tblPr>
-      <w:tblGrid>
-        <w:gridCol w:w="4986"/>
-        <w:gridCol w:w="4986"/>
-      </w:tblGrid>
-      <w:tr>
-        <w:trPr>
-          <w:trHeight w:val="453"/>
-        </w:trPr>
-        <w:tc>
-          <w:tcPr>
-            <w:tcW w:type="dxa" w:w="5959"/>
-          </w:tcPr>
           <w:p>
             <w:pPr>
-              <w:pStyle w:val="DCXPTitle"/>
+              <w:pStyle w:val="DCXPPoste"/>
               <w:jc w:val="left"/>
             </w:pPr>
-            <w:r>
-              <w:rPr>
-                <w:color w:val="808080"/>
-                <w:sz w:val="34"/>
-              </w:rPr>
-              <w:t>Actiplay</w:t>
-            </w:r>
-            <w:r>
-              <w:rPr>
-                <w:color w:val="808080"/>
-                <w:sz w:val="34"/>
-              </w:rPr>
-              <w:t xml:space="preserve"> (</w:t>
-            </w:r>
-            <w:r>
-              <w:rPr>
-                <w:color w:val="808080"/>
-                <w:sz w:val="34"/>
-              </w:rPr>
-              <w:t>Klarsen</w:t>
-            </w:r>
-            <w:r>
-              <w:rPr>
-                <w:color w:val="808080"/>
-                <w:sz w:val="34"/>
-              </w:rPr>
-              <w:t>), Bordeaux</w:t>
-            </w:r>
           </w:p>
-        </w:tc>
-        <w:tc>
-          <w:tcPr>
-            <w:tcW w:type="dxa" w:w="3660"/>
-          </w:tcPr>
-          <w:p>
-            <w:pPr>
-              <w:pStyle w:val="DCXPDate"/>
-              <w:jc w:val="left"/>
-            </w:pPr>
-            <w:r>
-              <w:rPr>
-                <w:b/>
-                <w:i/>
-                <w:color w:val="808080"/>
-                <w:sz w:val="24"/>
-              </w:rPr>
-              <w:t>09/2018 – 04/2019</w:t>
-            </w:r>
-          </w:p>
-        </w:tc>
-      </w:tr>
-      <w:tr>
-        <w:trPr>
-          <w:trHeight w:val="394"/>
-        </w:trPr>
-        <w:tc>
-          <w:tcPr>
-            <w:tcW w:type="dxa" w:w="9619"/>
-          </w:tcPr>
           <w:p>
             <w:pPr>
               <w:pStyle w:val="DCXPPoste"/>
@@ -2675,32 +2688,33 @@
             <w:r>
               <w:rPr>
                 <w:b/>
-                <w:color w:val="000000"/>
-                <w:sz w:val="20"/>
               </w:rPr>
               <w:t xml:space="preserve">Data </w:t>
             </w:r>
             <w:r>
               <w:rPr>
                 <w:b/>
-                <w:color w:val="000000"/>
-                <w:sz w:val="20"/>
               </w:rPr>
               <w:t>analyst</w:t>
             </w:r>
             <w:r>
               <w:rPr>
                 <w:b/>
-                <w:color w:val="000000"/>
-                <w:sz w:val="20"/>
               </w:rPr>
               <w:t>, Alternance</w:t>
             </w:r>
           </w:p>
+          <w:p>
+            <w:pPr>
+              <w:pStyle w:val="DCXPPoste"/>
+              <w:jc w:val="left"/>
+            </w:pPr>
+          </w:p>
         </w:tc>
         <w:tc>
           <w:tcPr>
-            <w:tcW w:type="dxa" w:w="4986"/>
+            <w:tcW w:type="dxa" w:w="2835"/>
+            <w:vAlign w:val="center"/>
           </w:tcPr>
           <w:p/>
         </w:tc>
@@ -15202,7 +15216,7 @@
     <w:name w:val="DC_Table_Year"/>
     <w:basedOn w:val="DCTableContent"/>
     <w:qFormat/>
-    <w:rsid w:val="00ED10F4"/>
+    <w:rsid w:val="009E21FF"/>
     <w:rPr>
       <w:b/>
     </w:rPr>
@@ -15358,7 +15372,7 @@
     <w:name w:val="DC_Table_Content"/>
     <w:basedOn w:val="DCNormal"/>
     <w:qFormat/>
-    <w:rsid w:val="00E7554D"/>
+    <w:rsid w:val="009E21FF"/>
     <w:pPr>
       <w:pBdr>
         <w:top w:val="nil"/>
@@ -15367,7 +15381,8 @@
         <w:right w:val="nil"/>
         <w:between w:val="nil"/>
       </w:pBdr>
-      <w:ind w:left="57"/>
+      <w:spacing w:before="120"/>
+      <w:ind w:left="57" w:right="57"/>
       <w:jc w:val="left"/>
     </w:pPr>
     <w:rPr>
@@ -15380,9 +15395,10 @@
     <w:name w:val="DC_XP_Title"/>
     <w:basedOn w:val="DCNormal"/>
     <w:qFormat/>
-    <w:rsid w:val="00D07DBB"/>
+    <w:rsid w:val="009E21FF"/>
     <w:pPr>
-      <w:ind w:left="57"/>
+      <w:spacing w:before="240"/>
+      <w:ind w:left="57" w:right="57"/>
       <w:outlineLvl w:val="1"/>
     </w:pPr>
     <w:rPr>
@@ -15395,9 +15411,10 @@
     <w:name w:val="DC_XP_Date"/>
     <w:basedOn w:val="DCNormal"/>
     <w:qFormat/>
-    <w:rsid w:val="00D07DBB"/>
+    <w:rsid w:val="009E21FF"/>
     <w:pPr>
-      <w:ind w:right="57"/>
+      <w:spacing w:before="120"/>
+      <w:ind w:left="57" w:right="57"/>
       <w:jc w:val="right"/>
     </w:pPr>
     <w:rPr>
@@ -15414,9 +15431,10 @@
     <w:name w:val="DC_XP_Poste"/>
     <w:basedOn w:val="DCNormal"/>
     <w:qFormat/>
-    <w:rsid w:val="00D07DBB"/>
+    <w:rsid w:val="009E21FF"/>
     <w:pPr>
-      <w:ind w:left="57"/>
+      <w:spacing w:before="120"/>
+      <w:ind w:left="57" w:right="57"/>
     </w:pPr>
     <w:rPr>
       <w:rFonts w:eastAsia="Arial" w:cs="Arial"/>

--- a/renders/DC_JNZ_2026_without_tables_GLOBAL_transformed_generated.docx
+++ b/renders/DC_JNZ_2026_without_tables_GLOBAL_transformed_generated.docx
@@ -1058,12 +1058,6 @@
               <w:pStyle w:val="DCXPPoste"/>
               <w:jc w:val="left"/>
             </w:pPr>
-          </w:p>
-          <w:p>
-            <w:pPr>
-              <w:pStyle w:val="DCXPPoste"/>
-              <w:jc w:val="left"/>
-            </w:pPr>
             <w:r>
               <w:rPr>
                 <w:b/>
@@ -1349,7 +1343,7 @@
     </w:p>
     <w:p>
       <w:pPr>
-        <w:pStyle w:val="DCNormal"/>
+        <w:pStyle w:val="DCXPBlueContent"/>
       </w:pPr>
       <w:r>
         <w:rPr>
@@ -1458,12 +1452,6 @@
               <w:pStyle w:val="DCXPPoste"/>
               <w:jc w:val="left"/>
             </w:pPr>
-          </w:p>
-          <w:p>
-            <w:pPr>
-              <w:pStyle w:val="DCXPPoste"/>
-              <w:jc w:val="left"/>
-            </w:pPr>
             <w:r>
               <w:rPr>
                 <w:b/>
@@ -1792,7 +1780,7 @@
     </w:p>
     <w:p>
       <w:pPr>
-        <w:pStyle w:val="DCNormal"/>
+        <w:pStyle w:val="DCXPBlueContent"/>
       </w:pPr>
       <w:r>
         <w:rPr>
@@ -1925,18 +1913,6 @@
               <w:pStyle w:val="DCXPPoste"/>
               <w:jc w:val="left"/>
             </w:pPr>
-          </w:p>
-          <w:p>
-            <w:pPr>
-              <w:pStyle w:val="DCXPPoste"/>
-              <w:jc w:val="left"/>
-            </w:pPr>
-          </w:p>
-          <w:p>
-            <w:pPr>
-              <w:pStyle w:val="DCXPPoste"/>
-              <w:jc w:val="left"/>
-            </w:pPr>
             <w:r>
               <w:rPr>
                 <w:b/>
@@ -2341,7 +2317,7 @@
     </w:p>
     <w:p>
       <w:pPr>
-        <w:pStyle w:val="DCNormal"/>
+        <w:pStyle w:val="DCXPBlueContent"/>
       </w:pPr>
       <w:r>
         <w:rPr>
@@ -2555,7 +2531,7 @@
     </w:p>
     <w:p>
       <w:pPr>
-        <w:pStyle w:val="DCNormal"/>
+        <w:pStyle w:val="DCXPBlueContent"/>
       </w:pPr>
       <w:r>
         <w:rPr>
@@ -2673,18 +2649,6 @@
               <w:pStyle w:val="DCXPPoste"/>
               <w:jc w:val="left"/>
             </w:pPr>
-          </w:p>
-          <w:p>
-            <w:pPr>
-              <w:pStyle w:val="DCXPPoste"/>
-              <w:jc w:val="left"/>
-            </w:pPr>
-          </w:p>
-          <w:p>
-            <w:pPr>
-              <w:pStyle w:val="DCXPPoste"/>
-              <w:jc w:val="left"/>
-            </w:pPr>
             <w:r>
               <w:rPr>
                 <w:b/>
@@ -2704,12 +2668,6 @@
               <w:t>, Alternance</w:t>
             </w:r>
           </w:p>
-          <w:p>
-            <w:pPr>
-              <w:pStyle w:val="DCXPPoste"/>
-              <w:jc w:val="left"/>
-            </w:pPr>
-          </w:p>
         </w:tc>
         <w:tc>
           <w:tcPr>
@@ -2819,7 +2777,7 @@
     </w:p>
     <w:p>
       <w:pPr>
-        <w:pStyle w:val="DCNormal"/>
+        <w:pStyle w:val="DCXPBlueContent"/>
       </w:pPr>
       <w:r>
         <w:rPr>

--- a/renders/DC_JNZ_2026_without_tables_GLOBAL_transformed_generated.docx
+++ b/renders/DC_JNZ_2026_without_tables_GLOBAL_transformed_generated.docx
@@ -779,8 +779,8 @@
         <w:tblLook w:firstColumn="1" w:firstRow="1" w:lastColumn="0" w:lastRow="0" w:noHBand="0" w:noVBand="1" w:val="04A0"/>
       </w:tblPr>
       <w:tblGrid>
-        <w:gridCol w:w="4986"/>
-        <w:gridCol w:w="4986"/>
+        <w:gridCol w:w="4819"/>
+        <w:gridCol w:w="4819"/>
       </w:tblGrid>
       <w:tr>
         <w:trPr>
@@ -996,8 +996,8 @@
         </w:tblBorders>
       </w:tblPr>
       <w:tblGrid>
-        <w:gridCol w:w="4986"/>
-        <w:gridCol w:w="4986"/>
+        <w:gridCol w:w="4819"/>
+        <w:gridCol w:w="4819"/>
       </w:tblGrid>
       <w:tr>
         <w:trPr>
@@ -1005,7 +1005,7 @@
         </w:trPr>
         <w:tc>
           <w:tcPr>
-            <w:tcW w:type="dxa" w:w="7137"/>
+            <w:tcW w:type="dxa" w:w="6803"/>
             <w:vAlign w:val="center"/>
           </w:tcPr>
           <w:p>
@@ -1050,7 +1050,7 @@
         </w:trPr>
         <w:tc>
           <w:tcPr>
-            <w:tcW w:type="dxa" w:w="7137"/>
+            <w:tcW w:type="dxa" w:w="6803"/>
             <w:vAlign w:val="center"/>
           </w:tcPr>
           <w:p>
@@ -1396,8 +1396,8 @@
         </w:tblBorders>
       </w:tblPr>
       <w:tblGrid>
-        <w:gridCol w:w="4986"/>
-        <w:gridCol w:w="4986"/>
+        <w:gridCol w:w="4819"/>
+        <w:gridCol w:w="4819"/>
       </w:tblGrid>
       <w:tr>
         <w:trPr>
@@ -1405,7 +1405,7 @@
         </w:trPr>
         <w:tc>
           <w:tcPr>
-            <w:tcW w:type="dxa" w:w="7137"/>
+            <w:tcW w:type="dxa" w:w="6803"/>
             <w:vAlign w:val="center"/>
           </w:tcPr>
           <w:p>
@@ -1444,7 +1444,7 @@
         </w:trPr>
         <w:tc>
           <w:tcPr>
-            <w:tcW w:type="dxa" w:w="7137"/>
+            <w:tcW w:type="dxa" w:w="6803"/>
             <w:vAlign w:val="center"/>
           </w:tcPr>
           <w:p>
@@ -1857,8 +1857,8 @@
         </w:tblBorders>
       </w:tblPr>
       <w:tblGrid>
-        <w:gridCol w:w="4986"/>
-        <w:gridCol w:w="4986"/>
+        <w:gridCol w:w="4819"/>
+        <w:gridCol w:w="4819"/>
       </w:tblGrid>
       <w:tr>
         <w:trPr>
@@ -1866,7 +1866,7 @@
         </w:trPr>
         <w:tc>
           <w:tcPr>
-            <w:tcW w:type="dxa" w:w="7137"/>
+            <w:tcW w:type="dxa" w:w="6803"/>
             <w:vAlign w:val="center"/>
           </w:tcPr>
           <w:p>
@@ -1905,7 +1905,7 @@
         </w:trPr>
         <w:tc>
           <w:tcPr>
-            <w:tcW w:type="dxa" w:w="7137"/>
+            <w:tcW w:type="dxa" w:w="6803"/>
             <w:vAlign w:val="center"/>
           </w:tcPr>
           <w:p>
@@ -2370,8 +2370,8 @@
         </w:tblBorders>
       </w:tblPr>
       <w:tblGrid>
-        <w:gridCol w:w="4986"/>
-        <w:gridCol w:w="4986"/>
+        <w:gridCol w:w="4819"/>
+        <w:gridCol w:w="4819"/>
       </w:tblGrid>
       <w:tr>
         <w:trPr>
@@ -2379,7 +2379,7 @@
         </w:trPr>
         <w:tc>
           <w:tcPr>
-            <w:tcW w:type="dxa" w:w="7137"/>
+            <w:tcW w:type="dxa" w:w="6803"/>
             <w:vAlign w:val="center"/>
           </w:tcPr>
           <w:p>
@@ -2418,7 +2418,7 @@
         </w:trPr>
         <w:tc>
           <w:tcPr>
-            <w:tcW w:type="dxa" w:w="7137"/>
+            <w:tcW w:type="dxa" w:w="6803"/>
             <w:vAlign w:val="center"/>
           </w:tcPr>
           <w:p>
@@ -2584,8 +2584,8 @@
         </w:tblBorders>
       </w:tblPr>
       <w:tblGrid>
-        <w:gridCol w:w="4986"/>
-        <w:gridCol w:w="4986"/>
+        <w:gridCol w:w="4819"/>
+        <w:gridCol w:w="4819"/>
       </w:tblGrid>
       <w:tr>
         <w:trPr>
@@ -2593,7 +2593,7 @@
         </w:trPr>
         <w:tc>
           <w:tcPr>
-            <w:tcW w:type="dxa" w:w="7137"/>
+            <w:tcW w:type="dxa" w:w="6803"/>
             <w:vAlign w:val="center"/>
           </w:tcPr>
           <w:p>
@@ -2641,7 +2641,7 @@
         </w:trPr>
         <w:tc>
           <w:tcPr>
-            <w:tcW w:type="dxa" w:w="7137"/>
+            <w:tcW w:type="dxa" w:w="6803"/>
             <w:vAlign w:val="center"/>
           </w:tcPr>
           <w:p>
@@ -2790,7 +2790,7 @@
       </w:r>
     </w:p>
     <w:sectPr>
-      <w:pgSz w:w="12240" w:h="15840"/>
+      <w:pgSz w:w="11906" w:h="16838" w:code="9"/>
       <w:pgMar w:top="1134" w:right="1134" w:bottom="1134" w:left="1134" w:header="720" w:footer="720" w:gutter="0"/>
       <w:cols w:space="720"/>
       <w:docGrid w:linePitch="360"/>

--- a/renders/DC_JNZ_2026_without_tables_GLOBAL_transformed_generated.docx
+++ b/renders/DC_JNZ_2026_without_tables_GLOBAL_transformed_generated.docx
@@ -943,6 +943,14 @@
       <w:pPr>
         <w:pStyle w:val="DCNormal"/>
       </w:pPr>
+    </w:p>
+    <w:p>
+      <w:pPr>
+        <w:pStyle w:val="DCT1Sections"/>
+      </w:pPr>
+      <w:r>
+        <w:t>Langues</w:t>
+      </w:r>
     </w:p>
     <w:p>
       <w:pPr>
@@ -15114,7 +15122,7 @@
     <w:next w:val="DCNormal"/>
     <w:link w:val="DCT1SectionsCar"/>
     <w:qFormat/>
-    <w:rsid w:val="00C87908"/>
+    <w:rsid w:val="00476156"/>
     <w:pPr>
       <w:spacing w:before="120" w:after="120" w:line="240" w:lineRule="auto"/>
       <w:ind w:left="567"/>
@@ -15124,6 +15132,7 @@
       <w:rFonts w:ascii="Arial" w:eastAsiaTheme="majorEastAsia" w:hAnsi="Arial" w:cstheme="majorBidi"/>
       <w:b/>
       <w:bCs/>
+      <w:smallCaps/>
       <w:color w:val="538CD4"/>
       <w:sz w:val="32"/>
       <w:szCs w:val="28"/>
@@ -15131,19 +15140,17 @@
   </w:style>
   <w:style w:type="paragraph" w:customStyle="1" w:styleId="DC1stbullet">
     <w:name w:val="DC_1st_bullet"/>
-    <w:basedOn w:val="DCT1Sections"/>
+    <w:basedOn w:val="DCNormal"/>
     <w:qFormat/>
-    <w:rsid w:val="00F16470"/>
+    <w:rsid w:val="001E2384"/>
     <w:pPr>
-      <w:spacing w:before="0"/>
-      <w:ind w:left="0"/>
       <w:outlineLvl w:val="2"/>
     </w:pPr>
     <w:rPr>
+      <w:b/>
       <w:color w:val="EC7C2F"/>
       <w:sz w:val="24"/>
       <w:szCs w:val="26"/>
-      <w:lang w:val="fr-FR"/>
     </w:rPr>
   </w:style>
   <w:style w:type="paragraph" w:customStyle="1" w:styleId="DCTableBlueTitle">
@@ -15247,11 +15254,12 @@
     <w:name w:val="DC_T1_Sections Car"/>
     <w:basedOn w:val="Policepardfaut"/>
     <w:link w:val="DCT1Sections"/>
-    <w:rsid w:val="00C87908"/>
+    <w:rsid w:val="00476156"/>
     <w:rPr>
       <w:rFonts w:ascii="Arial" w:eastAsiaTheme="majorEastAsia" w:hAnsi="Arial" w:cstheme="majorBidi"/>
       <w:b/>
       <w:bCs/>
+      <w:smallCaps/>
       <w:color w:val="538CD4"/>
       <w:sz w:val="32"/>
       <w:szCs w:val="28"/>
@@ -15288,7 +15296,6 @@
       </w:pBdr>
       <w:ind w:left="993" w:hanging="426"/>
       <w:contextualSpacing/>
-      <w:jc w:val="both"/>
       <w:outlineLvl w:val="9"/>
     </w:pPr>
     <w:rPr>
@@ -15351,17 +15358,18 @@
   </w:style>
   <w:style w:type="paragraph" w:customStyle="1" w:styleId="DCXPTitle">
     <w:name w:val="DC_XP_Title"/>
-    <w:basedOn w:val="DCNormal"/>
+    <w:basedOn w:val="DCT1Sections"/>
     <w:qFormat/>
-    <w:rsid w:val="009E21FF"/>
+    <w:rsid w:val="00476156"/>
     <w:pPr>
       <w:spacing w:before="240"/>
       <w:ind w:left="57" w:right="57"/>
       <w:outlineLvl w:val="1"/>
     </w:pPr>
     <w:rPr>
+      <w:b w:val="0"/>
+      <w:smallCaps w:val="0"/>
       <w:color w:val="808080" w:themeColor="background1" w:themeShade="80"/>
-      <w:sz w:val="32"/>
       <w:szCs w:val="32"/>
     </w:rPr>
   </w:style>

--- a/renders/DC_JNZ_2026_without_tables_GLOBAL_transformed_generated.docx
+++ b/renders/DC_JNZ_2026_without_tables_GLOBAL_transformed_generated.docx
@@ -767,16 +767,19 @@
         <w:t>Formation</w:t>
       </w:r>
     </w:p>
-    <w:p>
-      <w:pPr>
-        <w:pStyle w:val="DCNormal"/>
-      </w:pPr>
-    </w:p>
     <w:tbl>
       <w:tblPr>
         <w:tblStyle w:val="Grilledutableau"/>
         <w:tblW w:type="auto" w:w="0"/>
         <w:tblLook w:firstColumn="1" w:firstRow="1" w:lastColumn="0" w:lastRow="0" w:noHBand="0" w:noVBand="1" w:val="04A0"/>
+        <w:tblBorders>
+          <w:top w:val="single" w:sz="10" w:space="0" w:color="000000"/>
+          <w:left w:val="single" w:sz="10" w:space="0" w:color="000000"/>
+          <w:bottom w:val="single" w:sz="10" w:space="0" w:color="000000"/>
+          <w:right w:val="single" w:sz="10" w:space="0" w:color="000000"/>
+          <w:insideH w:val="single" w:sz="10" w:space="0" w:color="000000"/>
+          <w:insideV w:val="single" w:sz="10" w:space="0" w:color="000000"/>
+        </w:tblBorders>
       </w:tblPr>
       <w:tblGrid>
         <w:gridCol w:w="4819"/>
@@ -784,14 +787,18 @@
       </w:tblGrid>
       <w:tr>
         <w:trPr>
-          <w:trHeight w:val="1012"/>
+          <w:trHeight w:val="360"/>
         </w:trPr>
         <w:tc>
           <w:tcPr>
-            <w:tcW w:type="dxa" w:w="1281"/>
+            <w:tcW w:type="dxa" w:w="2835"/>
+            <w:vAlign w:val="center"/>
           </w:tcPr>
           <w:p>
-            <w:pPr/>
+            <w:pPr>
+              <w:pStyle w:val="DCTableYear"/>
+              <w:jc w:val="left"/>
+            </w:pPr>
             <w:r>
               <w:rPr>
                 <w:b/>
@@ -802,35 +809,49 @@
         </w:tc>
         <w:tc>
           <w:tcPr>
-            <w:tcW w:type="dxa" w:w="7542"/>
+            <w:tcW w:type="dxa" w:w="6803"/>
+            <w:vAlign w:val="center"/>
           </w:tcPr>
           <w:p>
-            <w:pPr/>
+            <w:pPr>
+              <w:pStyle w:val="DCTableContent"/>
+              <w:jc w:val="left"/>
+            </w:pPr>
             <w:r>
               <w:t>Formation Concepteur Développeur en IA et analyse Big Data - Option Data analyse</w:t>
             </w:r>
           </w:p>
           <w:p>
-            <w:pPr/>
+            <w:pPr>
+              <w:pStyle w:val="DCTableContent"/>
+              <w:jc w:val="left"/>
+            </w:pPr>
             <w:r>
               <w:t>Le Wagon Bordeaux</w:t>
             </w:r>
           </w:p>
           <w:p>
-            <w:pPr/>
+            <w:pPr>
+              <w:pStyle w:val="DCTableContent"/>
+              <w:jc w:val="left"/>
+            </w:pPr>
           </w:p>
         </w:tc>
       </w:tr>
       <w:tr>
         <w:trPr>
-          <w:trHeight w:val="1012"/>
+          <w:trHeight w:val="360"/>
         </w:trPr>
         <w:tc>
           <w:tcPr>
-            <w:tcW w:type="dxa" w:w="1281"/>
+            <w:tcW w:type="dxa" w:w="2835"/>
+            <w:vAlign w:val="center"/>
           </w:tcPr>
           <w:p>
-            <w:pPr/>
+            <w:pPr>
+              <w:pStyle w:val="DCTableYear"/>
+              <w:jc w:val="left"/>
+            </w:pPr>
             <w:r>
               <w:rPr>
                 <w:b/>
@@ -841,35 +862,49 @@
         </w:tc>
         <w:tc>
           <w:tcPr>
-            <w:tcW w:type="dxa" w:w="7542"/>
+            <w:tcW w:type="dxa" w:w="6803"/>
+            <w:vAlign w:val="center"/>
           </w:tcPr>
           <w:p>
-            <w:pPr/>
+            <w:pPr>
+              <w:pStyle w:val="DCTableContent"/>
+              <w:jc w:val="left"/>
+            </w:pPr>
             <w:r>
               <w:t>Master Manager en stratégie digitale et MBA Web Business</w:t>
             </w:r>
           </w:p>
           <w:p>
-            <w:pPr/>
+            <w:pPr>
+              <w:pStyle w:val="DCTableContent"/>
+              <w:jc w:val="left"/>
+            </w:pPr>
             <w:r>
               <w:t>ESCEN Bordeaux</w:t>
             </w:r>
           </w:p>
           <w:p>
-            <w:pPr/>
+            <w:pPr>
+              <w:pStyle w:val="DCTableContent"/>
+              <w:jc w:val="left"/>
+            </w:pPr>
           </w:p>
         </w:tc>
       </w:tr>
       <w:tr>
         <w:trPr>
-          <w:trHeight w:val="1012"/>
+          <w:trHeight w:val="360"/>
         </w:trPr>
         <w:tc>
           <w:tcPr>
-            <w:tcW w:type="dxa" w:w="1281"/>
+            <w:tcW w:type="dxa" w:w="2835"/>
+            <w:vAlign w:val="center"/>
           </w:tcPr>
           <w:p>
-            <w:pPr/>
+            <w:pPr>
+              <w:pStyle w:val="DCTableYear"/>
+              <w:jc w:val="left"/>
+            </w:pPr>
             <w:r>
               <w:rPr>
                 <w:b/>
@@ -880,35 +915,49 @@
         </w:tc>
         <w:tc>
           <w:tcPr>
-            <w:tcW w:type="dxa" w:w="7542"/>
+            <w:tcW w:type="dxa" w:w="6803"/>
+            <w:vAlign w:val="center"/>
           </w:tcPr>
           <w:p>
-            <w:pPr/>
+            <w:pPr>
+              <w:pStyle w:val="DCTableContent"/>
+              <w:jc w:val="left"/>
+            </w:pPr>
             <w:r>
               <w:t>Bachelor Webmarketing et sites e-commerce</w:t>
             </w:r>
           </w:p>
           <w:p>
-            <w:pPr/>
+            <w:pPr>
+              <w:pStyle w:val="DCTableContent"/>
+              <w:jc w:val="left"/>
+            </w:pPr>
             <w:r>
               <w:t>ESCEN Bordeaux</w:t>
             </w:r>
           </w:p>
           <w:p>
-            <w:pPr/>
+            <w:pPr>
+              <w:pStyle w:val="DCTableContent"/>
+              <w:jc w:val="left"/>
+            </w:pPr>
           </w:p>
         </w:tc>
       </w:tr>
       <w:tr>
         <w:trPr>
-          <w:trHeight w:val="1012"/>
+          <w:trHeight w:val="360"/>
         </w:trPr>
         <w:tc>
           <w:tcPr>
-            <w:tcW w:type="dxa" w:w="1281"/>
+            <w:tcW w:type="dxa" w:w="2835"/>
+            <w:vAlign w:val="center"/>
           </w:tcPr>
           <w:p>
-            <w:pPr/>
+            <w:pPr>
+              <w:pStyle w:val="DCTableYear"/>
+              <w:jc w:val="left"/>
+            </w:pPr>
             <w:r>
               <w:rPr>
                 <w:b/>
@@ -919,22 +968,32 @@
         </w:tc>
         <w:tc>
           <w:tcPr>
-            <w:tcW w:type="dxa" w:w="7542"/>
+            <w:tcW w:type="dxa" w:w="6803"/>
+            <w:vAlign w:val="center"/>
           </w:tcPr>
           <w:p>
-            <w:pPr/>
+            <w:pPr>
+              <w:pStyle w:val="DCTableContent"/>
+              <w:jc w:val="left"/>
+            </w:pPr>
             <w:r>
               <w:t>DUT GEA spécialité gestion financière et comptable</w:t>
             </w:r>
           </w:p>
           <w:p>
-            <w:pPr/>
+            <w:pPr>
+              <w:pStyle w:val="DCTableContent"/>
+              <w:jc w:val="left"/>
+            </w:pPr>
             <w:r>
               <w:t>IUT Bordeaux Montesquieu</w:t>
             </w:r>
           </w:p>
           <w:p>
-            <w:pPr/>
+            <w:pPr>
+              <w:pStyle w:val="DCTableContent"/>
+              <w:jc w:val="left"/>
+            </w:pPr>
           </w:p>
         </w:tc>
       </w:tr>
@@ -946,28 +1005,71 @@
     </w:p>
     <w:p>
       <w:pPr>
+        <w:pStyle w:val="DCNormal"/>
+      </w:pPr>
+    </w:p>
+    <w:p>
+      <w:pPr>
         <w:pStyle w:val="DCT1Sections"/>
       </w:pPr>
       <w:r>
         <w:t>Langues</w:t>
       </w:r>
     </w:p>
-    <w:p>
-      <w:pPr>
-        <w:pStyle w:val="Titre1"/>
-        <w:sectPr>
-          <w:type w:val="nextPage"/>
-          <w:pgSz w:w="11920" w:h="16840" w:orient="portrait"/>
-          <w:pgMar w:top="1440" w:right="1440" w:bottom="1440" w:left="1440" w:header="720" w:footer="720"/>
-        </w:sectPr>
-      </w:pPr>
-      <w:r>
-        <w:t>Anglais :</w:t>
-      </w:r>
-      <w:r>
-        <w:t xml:space="preserve"> Lu, écrit, parlé, professionnel</w:t>
-      </w:r>
-    </w:p>
+    <w:tbl>
+      <w:tblPr>
+        <w:tblStyle w:val="Grilledutableau"/>
+        <w:tblW w:type="auto" w:w="0"/>
+        <w:tblLook w:firstColumn="1" w:firstRow="1" w:lastColumn="0" w:lastRow="0" w:noHBand="0" w:noVBand="1" w:val="04A0"/>
+        <w:tblBorders>
+          <w:top w:val="single" w:sz="10" w:space="0" w:color="000000"/>
+          <w:left w:val="single" w:sz="10" w:space="0" w:color="000000"/>
+          <w:bottom w:val="single" w:sz="10" w:space="0" w:color="000000"/>
+          <w:right w:val="single" w:sz="10" w:space="0" w:color="000000"/>
+          <w:insideH w:val="single" w:sz="10" w:space="0" w:color="000000"/>
+          <w:insideV w:val="single" w:sz="10" w:space="0" w:color="000000"/>
+        </w:tblBorders>
+      </w:tblPr>
+      <w:tblGrid>
+        <w:gridCol w:w="4819"/>
+        <w:gridCol w:w="4819"/>
+      </w:tblGrid>
+      <w:tr>
+        <w:trPr>
+          <w:trHeight w:val="360"/>
+        </w:trPr>
+        <w:tc>
+          <w:tcPr>
+            <w:tcW w:type="dxa" w:w="2835"/>
+            <w:vAlign w:val="center"/>
+          </w:tcPr>
+          <w:p>
+            <w:pPr>
+              <w:pStyle w:val="DCTableYear"/>
+              <w:jc w:val="left"/>
+            </w:pPr>
+            <w:r>
+              <w:t>Anglais :</w:t>
+            </w:r>
+          </w:p>
+        </w:tc>
+        <w:tc>
+          <w:tcPr>
+            <w:tcW w:type="dxa" w:w="6803"/>
+            <w:vAlign w:val="center"/>
+          </w:tcPr>
+          <w:p>
+            <w:pPr>
+              <w:pStyle w:val="DCTableContent"/>
+              <w:jc w:val="left"/>
+            </w:pPr>
+            <w:r>
+              <w:t xml:space="preserve"> Lu, écrit, parlé, professionnel</w:t>
+            </w:r>
+          </w:p>
+        </w:tc>
+      </w:tr>
+    </w:tbl>
     <w:p>
       <w:pPr>
         <w:pStyle w:val="DCT1Sections"/>
@@ -997,7 +1099,7 @@
         <w:tblBorders>
           <w:top w:val="none" w:sz="0" w:space="0" w:color="auto"/>
           <w:left w:val="none" w:sz="0" w:space="0" w:color="auto"/>
-          <w:bottom w:val="single" w:sz="12" w:space="0" w:color="000000"/>
+          <w:bottom w:val="single" w:sz="10" w:space="0" w:color="000000"/>
           <w:right w:val="none" w:sz="0" w:space="0" w:color="auto"/>
           <w:insideH w:val="none" w:sz="0" w:space="0" w:color="auto"/>
           <w:insideV w:val="none" w:sz="0" w:space="0" w:color="auto"/>
@@ -1397,7 +1499,7 @@
         <w:tblBorders>
           <w:top w:val="none" w:sz="0" w:space="0" w:color="auto"/>
           <w:left w:val="none" w:sz="0" w:space="0" w:color="auto"/>
-          <w:bottom w:val="single" w:sz="12" w:space="0" w:color="000000"/>
+          <w:bottom w:val="single" w:sz="10" w:space="0" w:color="000000"/>
           <w:right w:val="none" w:sz="0" w:space="0" w:color="auto"/>
           <w:insideH w:val="none" w:sz="0" w:space="0" w:color="auto"/>
           <w:insideV w:val="none" w:sz="0" w:space="0" w:color="auto"/>
@@ -1858,7 +1960,7 @@
         <w:tblBorders>
           <w:top w:val="none" w:sz="0" w:space="0" w:color="auto"/>
           <w:left w:val="none" w:sz="0" w:space="0" w:color="auto"/>
-          <w:bottom w:val="single" w:sz="12" w:space="0" w:color="000000"/>
+          <w:bottom w:val="single" w:sz="10" w:space="0" w:color="000000"/>
           <w:right w:val="none" w:sz="0" w:space="0" w:color="auto"/>
           <w:insideH w:val="none" w:sz="0" w:space="0" w:color="auto"/>
           <w:insideV w:val="none" w:sz="0" w:space="0" w:color="auto"/>
@@ -2371,7 +2473,7 @@
         <w:tblBorders>
           <w:top w:val="none" w:sz="0" w:space="0" w:color="auto"/>
           <w:left w:val="none" w:sz="0" w:space="0" w:color="auto"/>
-          <w:bottom w:val="single" w:sz="12" w:space="0" w:color="000000"/>
+          <w:bottom w:val="single" w:sz="10" w:space="0" w:color="000000"/>
           <w:right w:val="none" w:sz="0" w:space="0" w:color="auto"/>
           <w:insideH w:val="none" w:sz="0" w:space="0" w:color="auto"/>
           <w:insideV w:val="none" w:sz="0" w:space="0" w:color="auto"/>
@@ -2434,6 +2536,7 @@
               <w:pStyle w:val="DCXPPoste"/>
               <w:jc w:val="left"/>
             </w:pPr>
+            <w:r/>
             <w:r>
               <w:rPr>
                 <w:b/>
@@ -2585,7 +2688,7 @@
         <w:tblBorders>
           <w:top w:val="none" w:sz="0" w:space="0" w:color="auto"/>
           <w:left w:val="none" w:sz="0" w:space="0" w:color="auto"/>
-          <w:bottom w:val="single" w:sz="12" w:space="0" w:color="000000"/>
+          <w:bottom w:val="single" w:sz="10" w:space="0" w:color="000000"/>
           <w:right w:val="none" w:sz="0" w:space="0" w:color="auto"/>
           <w:insideH w:val="none" w:sz="0" w:space="0" w:color="auto"/>
           <w:insideV w:val="none" w:sz="0" w:space="0" w:color="auto"/>

--- a/renders/DC_JNZ_2026_without_tables_GLOBAL_transformed_generated.docx
+++ b/renders/DC_JNZ_2026_without_tables_GLOBAL_transformed_generated.docx
@@ -85,26 +85,6 @@
     </w:p>
     <w:p>
       <w:pPr>
-        <w:pStyle w:val="DCNormal"/>
-      </w:pPr>
-    </w:p>
-    <w:p>
-      <w:pPr>
-        <w:pStyle w:val="DCNormal"/>
-      </w:pPr>
-    </w:p>
-    <w:p>
-      <w:pPr>
-        <w:pStyle w:val="DCNormal"/>
-      </w:pPr>
-    </w:p>
-    <w:p>
-      <w:pPr>
-        <w:pStyle w:val="DCNormal"/>
-      </w:pPr>
-    </w:p>
-    <w:p>
-      <w:pPr>
         <w:pStyle w:val="DCHDC"/>
       </w:pPr>
       <w:r>
@@ -121,21 +101,6 @@
     </w:p>
     <w:p>
       <w:pPr>
-        <w:pStyle w:val="DCNormal"/>
-      </w:pPr>
-    </w:p>
-    <w:p>
-      <w:pPr>
-        <w:pStyle w:val="DCNormal"/>
-      </w:pPr>
-    </w:p>
-    <w:p>
-      <w:pPr>
-        <w:pStyle w:val="DCNormal"/>
-      </w:pPr>
-    </w:p>
-    <w:p>
-      <w:pPr>
         <w:pStyle w:val="DCHTrigramme"/>
       </w:pPr>
       <w:r>
@@ -177,31 +142,6 @@
         </w:rPr>
         <w:t>Python, SQL, PostgreSQL, DBT</w:t>
       </w:r>
-    </w:p>
-    <w:p>
-      <w:pPr>
-        <w:pStyle w:val="DCNormal"/>
-      </w:pPr>
-    </w:p>
-    <w:p>
-      <w:pPr>
-        <w:pStyle w:val="DCNormal"/>
-      </w:pPr>
-    </w:p>
-    <w:p>
-      <w:pPr>
-        <w:pStyle w:val="DCNormal"/>
-      </w:pPr>
-    </w:p>
-    <w:p>
-      <w:pPr>
-        <w:pStyle w:val="DCNormal"/>
-      </w:pPr>
-    </w:p>
-    <w:p>
-      <w:pPr>
-        <w:pStyle w:val="DCNormal"/>
-      </w:pPr>
     </w:p>
     <w:p>
       <w:pPr>
@@ -751,12 +691,7 @@
     </w:p>
     <w:p>
       <w:pPr>
-        <w:pStyle w:val="Titre2"/>
-      </w:pPr>
-    </w:p>
-    <w:p>
-      <w:pPr>
-        <w:pStyle w:val="Titre2"/>
+        <w:pStyle w:val="DCNormal"/>
       </w:pPr>
     </w:p>
     <w:p>
@@ -766,6 +701,11 @@
       <w:r>
         <w:t>Formation</w:t>
       </w:r>
+    </w:p>
+    <w:p>
+      <w:pPr>
+        <w:pStyle w:val="DCNormal"/>
+      </w:pPr>
     </w:p>
     <w:tbl>
       <w:tblPr>
@@ -830,12 +770,6 @@
               <w:t>Le Wagon Bordeaux</w:t>
             </w:r>
           </w:p>
-          <w:p>
-            <w:pPr>
-              <w:pStyle w:val="DCTableContent"/>
-              <w:jc w:val="left"/>
-            </w:pPr>
-          </w:p>
         </w:tc>
       </w:tr>
       <w:tr>
@@ -882,12 +816,6 @@
             <w:r>
               <w:t>ESCEN Bordeaux</w:t>
             </w:r>
-          </w:p>
-          <w:p>
-            <w:pPr>
-              <w:pStyle w:val="DCTableContent"/>
-              <w:jc w:val="left"/>
-            </w:pPr>
           </w:p>
         </w:tc>
       </w:tr>
@@ -936,12 +864,6 @@
               <w:t>ESCEN Bordeaux</w:t>
             </w:r>
           </w:p>
-          <w:p>
-            <w:pPr>
-              <w:pStyle w:val="DCTableContent"/>
-              <w:jc w:val="left"/>
-            </w:pPr>
-          </w:p>
         </w:tc>
       </w:tr>
       <w:tr>
@@ -989,12 +911,6 @@
               <w:t>IUT Bordeaux Montesquieu</w:t>
             </w:r>
           </w:p>
-          <w:p>
-            <w:pPr>
-              <w:pStyle w:val="DCTableContent"/>
-              <w:jc w:val="left"/>
-            </w:pPr>
-          </w:p>
         </w:tc>
       </w:tr>
     </w:tbl>
@@ -1005,16 +921,16 @@
     </w:p>
     <w:p>
       <w:pPr>
+        <w:pStyle w:val="DCT1Sections"/>
+      </w:pPr>
+      <w:r>
+        <w:t>Langues</w:t>
+      </w:r>
+    </w:p>
+    <w:p>
+      <w:pPr>
         <w:pStyle w:val="DCNormal"/>
       </w:pPr>
-    </w:p>
-    <w:p>
-      <w:pPr>
-        <w:pStyle w:val="DCT1Sections"/>
-      </w:pPr>
-      <w:r>
-        <w:t>Langues</w:t>
-      </w:r>
     </w:p>
     <w:tbl>
       <w:tblPr>
@@ -1049,7 +965,7 @@
               <w:jc w:val="left"/>
             </w:pPr>
             <w:r>
-              <w:t>Anglais :</w:t>
+              <w:t>Anglais</w:t>
             </w:r>
           </w:p>
         </w:tc>
@@ -1072,6 +988,11 @@
     </w:tbl>
     <w:p>
       <w:pPr>
+        <w:pStyle w:val="DCNormal"/>
+      </w:pPr>
+    </w:p>
+    <w:p>
+      <w:pPr>
         <w:pStyle w:val="DCT1Sections"/>
       </w:pPr>
       <w:r>
@@ -1080,11 +1001,6 @@
         </w:rPr>
         <w:t>Expériences Professionnelles</w:t>
       </w:r>
-    </w:p>
-    <w:p>
-      <w:pPr>
-        <w:pStyle w:val="DCNormal"/>
-      </w:pPr>
     </w:p>
     <w:p>
       <w:pPr>
@@ -1877,11 +1793,6 @@
       <w:r>
         <w:t>Entrainement de modèles ML, graphes prévisionnels</w:t>
       </w:r>
-    </w:p>
-    <w:p>
-      <w:pPr>
-        <w:pStyle w:val="DCNormal"/>
-      </w:pPr>
     </w:p>
     <w:p>
       <w:pPr>

--- a/renders/DC_JNZ_2026_without_tables_GLOBAL_transformed_generated.docx
+++ b/renders/DC_JNZ_2026_without_tables_GLOBAL_transformed_generated.docx
@@ -81,7 +81,6 @@
       <w:pPr>
         <w:pStyle w:val="DCNormal"/>
       </w:pPr>
-      <w:r/>
     </w:p>
     <w:p>
       <w:pPr>
@@ -123,13 +122,7 @@
         <w:rPr>
           <w:b/>
         </w:rPr>
-        <w:t xml:space="preserve">Data Engineer, Data </w:t>
-      </w:r>
-      <w:r>
-        <w:rPr>
-          <w:b/>
-        </w:rPr>
-        <w:t>Analyst</w:t>
+        <w:t>Data Engineer, Data Analyst</w:t>
       </w:r>
     </w:p>
     <w:p>
@@ -273,10 +266,7 @@
         <w:pStyle w:val="DC2ndbullet"/>
       </w:pPr>
       <w:r>
-        <w:t>Traitement de données à grande échelle (Big Data</w:t>
-      </w:r>
-      <w:r>
-        <w:t>):</w:t>
+        <w:t>Traitement de données à grande échelle (Big Data ):</w:t>
       </w:r>
     </w:p>
     <w:p>
@@ -287,19 +277,29 @@
         <w:rPr>
           <w:b/>
         </w:rPr>
-        <w:t xml:space="preserve">Collecte et branchements APIs, </w:t>
-      </w:r>
+        <w:t>Collecte et branchements APIs, ETLs python</w:t>
+      </w:r>
+    </w:p>
+    <w:p>
+      <w:pPr>
+        <w:pStyle w:val="DC3rdbullet"/>
+      </w:pPr>
       <w:r>
         <w:rPr>
           <w:b/>
         </w:rPr>
-        <w:t>ETLs</w:t>
-      </w:r>
+        <w:t>Chargement sur des Data Lakes ou Data Warehouses</w:t>
+      </w:r>
+    </w:p>
+    <w:p>
+      <w:pPr>
+        <w:pStyle w:val="DC3rdbullet"/>
+      </w:pPr>
       <w:r>
         <w:rPr>
           <w:b/>
         </w:rPr>
-        <w:t xml:space="preserve"> python</w:t>
+        <w:t>Stockage Google Cloud Platform, PostgreSQL, DuckDB</w:t>
       </w:r>
     </w:p>
     <w:p>
@@ -310,53 +310,7 @@
         <w:rPr>
           <w:b/>
         </w:rPr>
-        <w:t xml:space="preserve">Chargement sur des Data Lakes ou Data </w:t>
-      </w:r>
-      <w:r>
-        <w:rPr>
-          <w:b/>
-        </w:rPr>
-        <w:t>Warehouses</w:t>
-      </w:r>
-    </w:p>
-    <w:p>
-      <w:pPr>
-        <w:pStyle w:val="DC3rdbullet"/>
-      </w:pPr>
-      <w:r>
-        <w:rPr>
-          <w:b/>
-        </w:rPr>
-        <w:t xml:space="preserve">Stockage Google Cloud Platform, PostgreSQL, </w:t>
-      </w:r>
-      <w:r>
-        <w:rPr>
-          <w:b/>
-        </w:rPr>
-        <w:t>DuckDB</w:t>
-      </w:r>
-    </w:p>
-    <w:p>
-      <w:pPr>
-        <w:pStyle w:val="DC3rdbullet"/>
-      </w:pPr>
-      <w:r>
-        <w:rPr>
-          <w:b/>
-        </w:rPr>
-        <w:t xml:space="preserve">Transformation avec Data </w:t>
-      </w:r>
-      <w:r>
-        <w:rPr>
-          <w:b/>
-        </w:rPr>
-        <w:t>Build</w:t>
-      </w:r>
-      <w:r>
-        <w:rPr>
-          <w:b/>
-        </w:rPr>
-        <w:t xml:space="preserve"> Tool, SQL, Python</w:t>
+        <w:t>Transformation avec Data Build Tool, SQL, Python</w:t>
       </w:r>
     </w:p>
     <w:p>
@@ -380,10 +334,7 @@
         <w:pStyle w:val="DC2ndbullet"/>
       </w:pPr>
       <w:r>
-        <w:t xml:space="preserve">Architecture médaillon </w:t>
-      </w:r>
-      <w:r>
-        <w:t>Databricks</w:t>
+        <w:t>Architecture médaillon Databricks</w:t>
       </w:r>
     </w:p>
     <w:p>
@@ -407,13 +358,7 @@
         <w:pStyle w:val="DC2ndbullet"/>
       </w:pPr>
       <w:r>
-        <w:t xml:space="preserve">Unification des données dans un </w:t>
-      </w:r>
-      <w:r>
-        <w:t>lakehouse</w:t>
-      </w:r>
-      <w:r>
-        <w:t xml:space="preserve"> optimisé</w:t>
+        <w:t>Unification des données dans un lakehouse optimisé</w:t>
       </w:r>
     </w:p>
     <w:p>
@@ -421,13 +366,7 @@
         <w:pStyle w:val="DC2ndbullet"/>
       </w:pPr>
       <w:r>
-        <w:t xml:space="preserve">Intégration d’une démarche CI/CD </w:t>
-      </w:r>
-      <w:r>
-        <w:t>Databricks</w:t>
-      </w:r>
-      <w:r>
-        <w:t xml:space="preserve"> CLI pour les pipelines</w:t>
+        <w:t>Intégration d’une démarche CI/CD Databricks CLI pour les pipelines</w:t>
       </w:r>
     </w:p>
     <w:p>
@@ -435,16 +374,7 @@
         <w:pStyle w:val="DC2ndbullet"/>
       </w:pPr>
       <w:r>
-        <w:t xml:space="preserve">Mise en place de bonnes pratiques </w:t>
-      </w:r>
-      <w:r>
-        <w:t>FinOps</w:t>
-      </w:r>
-      <w:r>
-        <w:t xml:space="preserve"> sur </w:t>
-      </w:r>
-      <w:r>
-        <w:t>Databricks</w:t>
+        <w:t>Mise en place de bonnes pratiques FinOps sur Databricks</w:t>
       </w:r>
     </w:p>
     <w:p>
@@ -460,19 +390,7 @@
         <w:pStyle w:val="DC2ndbullet"/>
       </w:pPr>
       <w:r>
-        <w:t xml:space="preserve">Développement de </w:t>
-      </w:r>
-      <w:r>
-        <w:t>Dashboards</w:t>
-      </w:r>
-      <w:r>
-        <w:t xml:space="preserve"> </w:t>
-      </w:r>
-      <w:r>
-        <w:t>PowerBI</w:t>
-      </w:r>
-      <w:r>
-        <w:t>, Looker dynamiques</w:t>
+        <w:t>Développement de Dashboards PowerBI , Looker dynamiques</w:t>
       </w:r>
     </w:p>
     <w:p>
@@ -607,10 +525,7 @@
         <w:pStyle w:val="DC2ndbullet"/>
       </w:pPr>
       <w:r>
-        <w:t xml:space="preserve">Développement d’application pour la délivrabilité et la visualisation de données avec le Framework </w:t>
-      </w:r>
-      <w:r>
-        <w:t>Streamlit</w:t>
+        <w:t>Développement d’application pour la délivrabilité et la visualisation de données avec le Framework Streamlit</w:t>
       </w:r>
     </w:p>
     <w:p>
@@ -650,43 +565,7 @@
         <w:pStyle w:val="DC2ndbullet"/>
       </w:pPr>
       <w:r>
-        <w:t xml:space="preserve">Python, Pandas, SQL, PostgreSQL, </w:t>
-      </w:r>
-      <w:r>
-        <w:t>PgAdmin</w:t>
-      </w:r>
-      <w:r>
-        <w:t xml:space="preserve">, </w:t>
-      </w:r>
-      <w:r>
-        <w:t>Databricks</w:t>
-      </w:r>
-      <w:r>
-        <w:t xml:space="preserve">, Docker, </w:t>
-      </w:r>
-      <w:r>
-        <w:t>DevContainers</w:t>
-      </w:r>
-      <w:r>
-        <w:t xml:space="preserve">, DBT, </w:t>
-      </w:r>
-      <w:r>
-        <w:t>Docxtpl</w:t>
-      </w:r>
-      <w:r>
-        <w:t xml:space="preserve">, Jinja, </w:t>
-      </w:r>
-      <w:r>
-        <w:t>DuckDB</w:t>
-      </w:r>
-      <w:r>
-        <w:t xml:space="preserve">, </w:t>
-      </w:r>
-      <w:r>
-        <w:t>MotherDuck</w:t>
-      </w:r>
-      <w:r>
-        <w:t>, Power BI, Looker</w:t>
+        <w:t>Python, Pandas, SQL, PostgreSQL, PgAdmin , Databricks , Docker, DevContainers , DBT, Docxtpl , Jinja, DuckDB , MotherDuck , Power BI, Looker</w:t>
       </w:r>
     </w:p>
     <w:p>
@@ -1040,13 +919,7 @@
               <w:jc w:val="left"/>
             </w:pPr>
             <w:r>
-              <w:t xml:space="preserve">Automotive </w:t>
-            </w:r>
-            <w:r>
-              <w:t>Cells</w:t>
-            </w:r>
-            <w:r>
-              <w:t xml:space="preserve"> Company</w:t>
+              <w:t>Automotive Cells Company</w:t>
             </w:r>
           </w:p>
         </w:tc>
@@ -1257,19 +1130,7 @@
         <w:rPr>
           <w:b/>
         </w:rPr>
-        <w:t xml:space="preserve">Distribution dans un data model et délivrabilité dans un document éditable avec </w:t>
-      </w:r>
-      <w:r>
-        <w:rPr>
-          <w:b/>
-        </w:rPr>
-        <w:t>Docxtpl</w:t>
-      </w:r>
-      <w:r>
-        <w:rPr>
-          <w:b/>
-        </w:rPr>
-        <w:t xml:space="preserve"> et Jinja*</w:t>
+        <w:t>Distribution dans un data model et délivrabilité dans un document éditable avec Docxtpl et Jinja*</w:t>
       </w:r>
     </w:p>
     <w:p>
@@ -1301,16 +1162,7 @@
         <w:pStyle w:val="DC2ndbullet"/>
       </w:pPr>
       <w:r>
-        <w:t xml:space="preserve">Construction d’une </w:t>
-      </w:r>
-      <w:r>
-        <w:t>Webapp</w:t>
-      </w:r>
-      <w:r>
-        <w:t xml:space="preserve"> à destination d’utilisateurs internes à l’entreprise avec le Framework </w:t>
-      </w:r>
-      <w:r>
-        <w:t>Streamlit</w:t>
+        <w:t>Construction d’une Webapp à destination d’utilisateurs internes à l’entreprise avec le Framework Streamlit</w:t>
       </w:r>
     </w:p>
     <w:p>
@@ -1350,16 +1202,7 @@
         <w:pStyle w:val="DC2ndbullet"/>
       </w:pPr>
       <w:r>
-        <w:t xml:space="preserve">Tech Lead applicatif, </w:t>
-      </w:r>
-      <w:r>
-        <w:t>reviews</w:t>
-      </w:r>
-      <w:r>
-        <w:t xml:space="preserve"> de code et coordination des </w:t>
-      </w:r>
-      <w:r>
-        <w:t>PRs</w:t>
+        <w:t>Tech Lead applicatif, reviews de code et coordination des PRs</w:t>
       </w:r>
     </w:p>
     <w:p>
@@ -1378,28 +1221,7 @@
         <w:t>Environnements techniques : SQL, Python</w:t>
       </w:r>
       <w:r>
-        <w:t xml:space="preserve">, </w:t>
-      </w:r>
-      <w:r>
-        <w:t>VSCode</w:t>
-      </w:r>
-      <w:r>
-        <w:t xml:space="preserve">, Azure DevOps, </w:t>
-      </w:r>
-      <w:r>
-        <w:t>Jupyter</w:t>
-      </w:r>
-      <w:r>
-        <w:t xml:space="preserve"> Notebook, PostgreSQL, </w:t>
-      </w:r>
-      <w:r>
-        <w:t>Streamlit</w:t>
-      </w:r>
-      <w:r>
-        <w:t xml:space="preserve">, </w:t>
-      </w:r>
-      <w:r>
-        <w:t>LucidChart</w:t>
+        <w:t>, VSCode , Azure DevOps, Jupyter Notebook, PostgreSQL, Streamlit , LucidChart</w:t>
       </w:r>
     </w:p>
     <w:p>
@@ -1482,19 +1304,7 @@
               <w:rPr>
                 <w:b/>
               </w:rPr>
-              <w:t xml:space="preserve">Data </w:t>
-            </w:r>
-            <w:r>
-              <w:rPr>
-                <w:b/>
-              </w:rPr>
-              <w:t>Analyst</w:t>
-            </w:r>
-            <w:r>
-              <w:rPr>
-                <w:b/>
-              </w:rPr>
-              <w:t>, bénévole</w:t>
+              <w:t>Data Analyst , bénévole</w:t>
             </w:r>
           </w:p>
         </w:tc>
@@ -1523,19 +1333,7 @@
         <w:t xml:space="preserve">Contexte : </w:t>
       </w:r>
       <w:r>
-        <w:t>Je mène des projets en tant que Data Analyst ou Data Engineer, de manière bénévole, pour la communauté Data For Good, à destination de partenaires associatifs ou d’</w:t>
-      </w:r>
-      <w:r>
-        <w:t>ONGs</w:t>
-      </w:r>
-      <w:r>
-        <w:t xml:space="preserve"> : MEDCAP, Eclaireur public, ODIS, </w:t>
-      </w:r>
-      <w:r>
-        <w:t>Algoboost</w:t>
-      </w:r>
-      <w:r>
-        <w:t>, QPPCC</w:t>
+        <w:t>Je mène des projets en tant que Data Analyst ou Data Engineer, de manière bénévole, pour la communauté Data For Good, à destination de partenaires associatifs ou d’ ONGs  : MEDCAP, Eclaireur public, ODIS, Algoboost , QPPCC</w:t>
       </w:r>
     </w:p>
     <w:p>
@@ -1655,16 +1453,7 @@
         <w:pStyle w:val="DC2ndbullet"/>
       </w:pPr>
       <w:r>
-        <w:t>Extract</w:t>
-      </w:r>
-      <w:r>
-        <w:t xml:space="preserve"> and </w:t>
-      </w:r>
-      <w:r>
-        <w:t>Load</w:t>
-      </w:r>
-      <w:r>
-        <w:t xml:space="preserve"> des données en process CLI avec Python</w:t>
+        <w:t>Extract and Load des données en process CLI avec Python</w:t>
       </w:r>
     </w:p>
     <w:p>
@@ -1738,36 +1527,18 @@
         <w:rPr>
           <w:b/>
         </w:rPr>
-        <w:t xml:space="preserve">Automatisation CLI ou </w:t>
-      </w:r>
+        <w:t>Automatisation CLI ou Prefect</w:t>
+      </w:r>
+    </w:p>
+    <w:p>
+      <w:pPr>
+        <w:pStyle w:val="DC4thbullet"/>
+      </w:pPr>
       <w:r>
         <w:rPr>
           <w:b/>
         </w:rPr>
-        <w:t>Prefect</w:t>
-      </w:r>
-    </w:p>
-    <w:p>
-      <w:pPr>
-        <w:pStyle w:val="DC4thbullet"/>
-      </w:pPr>
-      <w:r>
-        <w:rPr>
-          <w:b/>
-        </w:rPr>
-        <w:t xml:space="preserve">Architecture </w:t>
-      </w:r>
-      <w:r>
-        <w:rPr>
-          <w:b/>
-        </w:rPr>
-        <w:t>Databricks</w:t>
-      </w:r>
-      <w:r>
-        <w:rPr>
-          <w:b/>
-        </w:rPr>
-        <w:t xml:space="preserve"> Médaillon</w:t>
+        <w:t>Architecture Databricks Médaillon</w:t>
       </w:r>
     </w:p>
     <w:p>
@@ -1810,52 +1581,7 @@
         <w:t>Environnements techniques : SQL, Python</w:t>
       </w:r>
       <w:r>
-        <w:t xml:space="preserve">, </w:t>
-      </w:r>
-      <w:r>
-        <w:t>VSCode</w:t>
-      </w:r>
-      <w:r>
-        <w:t xml:space="preserve">, </w:t>
-      </w:r>
-      <w:r>
-        <w:t>Github</w:t>
-      </w:r>
-      <w:r>
-        <w:t xml:space="preserve">, DBT Cloud, DBT Core, </w:t>
-      </w:r>
-      <w:r>
-        <w:t>Jupyter</w:t>
-      </w:r>
-      <w:r>
-        <w:t xml:space="preserve"> Notebook, Google Cloud Platform, AWS S3, </w:t>
-      </w:r>
-      <w:r>
-        <w:t>DuckDB</w:t>
-      </w:r>
-      <w:r>
-        <w:t xml:space="preserve">, PostgreSQL, </w:t>
-      </w:r>
-      <w:r>
-        <w:t>Streamlit</w:t>
-      </w:r>
-      <w:r>
-        <w:t xml:space="preserve">, Slack, </w:t>
-      </w:r>
-      <w:r>
-        <w:t>Mattermost</w:t>
-      </w:r>
-      <w:r>
-        <w:t xml:space="preserve">, </w:t>
-      </w:r>
-      <w:r>
-        <w:t>Github</w:t>
-      </w:r>
-      <w:r>
-        <w:t xml:space="preserve"> Issues, Notion, </w:t>
-      </w:r>
-      <w:r>
-        <w:t>Outline</w:t>
+        <w:t>, VSCode , Github , DBT Cloud, DBT Core, Jupyter Notebook, Google Cloud Platform, AWS S3, DuckDB , PostgreSQL, Streamlit , Slack, Mattermost , Github Issues, Notion, Outline</w:t>
       </w:r>
     </w:p>
     <w:p>
@@ -1967,13 +1693,7 @@
         <w:t xml:space="preserve">Contexte : </w:t>
       </w:r>
       <w:r>
-        <w:t xml:space="preserve">J’ai rejoint </w:t>
-      </w:r>
-      <w:r>
-        <w:t>Keyor</w:t>
-      </w:r>
-      <w:r>
-        <w:t xml:space="preserve"> qui est une entreprise de conception et fabrication de menuiseries afin de prendre en charge l’ensemble des projets data. J’ai notamment travaillé avec les équipes R&amp;D sur le traitement des données techniques liées aux différents produits.</w:t>
+        <w:t>J’ai rejoint Keyor qui est une entreprise de conception et fabrication de menuiseries afin de prendre en charge l’ensemble des projets data. J’ai notamment travaillé avec les équipes R&amp;D sur le traitement des données techniques liées aux différents produits.</w:t>
       </w:r>
     </w:p>
     <w:p>
@@ -2053,10 +1773,7 @@
         <w:pStyle w:val="DC2ndbullet"/>
       </w:pPr>
       <w:r>
-        <w:t xml:space="preserve">Collecte des données spécifiques aux métiers : </w:t>
-      </w:r>
-      <w:r>
-        <w:t>multisources</w:t>
+        <w:t>Collecte des données spécifiques aux métiers : multisources</w:t>
       </w:r>
     </w:p>
     <w:p>
@@ -2284,19 +2001,7 @@
         <w:pStyle w:val="DC2ndbullet"/>
       </w:pPr>
       <w:r>
-        <w:t xml:space="preserve">Développement de </w:t>
-      </w:r>
-      <w:r>
-        <w:t>Dashboards</w:t>
-      </w:r>
-      <w:r>
-        <w:t xml:space="preserve"> </w:t>
-      </w:r>
-      <w:r>
-        <w:t>PowerBI</w:t>
-      </w:r>
-      <w:r>
-        <w:t>, Looker dynamiques</w:t>
+        <w:t>Développement de Dashboards PowerBI , Looker dynamiques</w:t>
       </w:r>
     </w:p>
     <w:p>
@@ -2347,28 +2052,7 @@
         <w:t xml:space="preserve">Environnements techniques : </w:t>
       </w:r>
       <w:r>
-        <w:t xml:space="preserve">Power Query, Power BI, Excel, </w:t>
-      </w:r>
-      <w:r>
-        <w:t>Qlikview</w:t>
-      </w:r>
-      <w:r>
-        <w:t xml:space="preserve">, </w:t>
-      </w:r>
-      <w:r>
-        <w:t>Qliksense</w:t>
-      </w:r>
-      <w:r>
-        <w:t xml:space="preserve">, </w:t>
-      </w:r>
-      <w:r>
-        <w:t>HerculePro</w:t>
-      </w:r>
-      <w:r>
-        <w:t xml:space="preserve">, Sage X3, </w:t>
-      </w:r>
-      <w:r>
-        <w:t>Quable</w:t>
+        <w:t>Power Query, Power BI, Excel, Qlikview , Qliksense , HerculePro , Sage X3, Quable</w:t>
       </w:r>
     </w:p>
     <w:p>
@@ -2447,7 +2131,6 @@
               <w:pStyle w:val="DCXPPoste"/>
               <w:jc w:val="left"/>
             </w:pPr>
-            <w:r/>
             <w:r>
               <w:rPr>
                 <w:b/>
@@ -2499,13 +2182,7 @@
         <w:pStyle w:val="DC2ndbullet"/>
       </w:pPr>
       <w:r>
-        <w:t xml:space="preserve">Lancer les campagnes SEA, Social </w:t>
-      </w:r>
-      <w:r>
-        <w:t>Ads</w:t>
-      </w:r>
-      <w:r>
-        <w:t xml:space="preserve"> et les Emailings</w:t>
+        <w:t>Lancer les campagnes SEA, Social Ads et les Emailings</w:t>
       </w:r>
     </w:p>
     <w:p>
@@ -2537,13 +2214,7 @@
         <w:pStyle w:val="DC2ndbullet"/>
       </w:pPr>
       <w:r>
-        <w:t xml:space="preserve">Créer les visuels de communication web, </w:t>
-      </w:r>
-      <w:r>
-        <w:t>print</w:t>
-      </w:r>
-      <w:r>
-        <w:t xml:space="preserve"> et vidéos</w:t>
+        <w:t>Créer les visuels de communication web, print et vidéos</w:t>
       </w:r>
     </w:p>
     <w:p>
@@ -2562,28 +2233,7 @@
         <w:t xml:space="preserve">Environnements techniques : </w:t>
       </w:r>
       <w:r>
-        <w:t xml:space="preserve">Wordpress, </w:t>
-      </w:r>
-      <w:r>
-        <w:t>Woocommerce</w:t>
-      </w:r>
-      <w:r>
-        <w:t xml:space="preserve">, Illustrator, </w:t>
-      </w:r>
-      <w:r>
-        <w:t>Mailchimp</w:t>
-      </w:r>
-      <w:r>
-        <w:t xml:space="preserve">, Meta </w:t>
-      </w:r>
-      <w:r>
-        <w:t>Businness</w:t>
-      </w:r>
-      <w:r>
-        <w:t xml:space="preserve"> Suite, Google </w:t>
-      </w:r>
-      <w:r>
-        <w:t>Ads</w:t>
+        <w:t>Wordpress, Woocommerce , Illustrator, Mailchimp , Meta Businness Suite, Google Ads</w:t>
       </w:r>
     </w:p>
     <w:p>
@@ -2624,16 +2274,7 @@
               <w:jc w:val="left"/>
             </w:pPr>
             <w:r>
-              <w:t>Actiplay</w:t>
-            </w:r>
-            <w:r>
-              <w:t xml:space="preserve"> (</w:t>
-            </w:r>
-            <w:r>
-              <w:t>Klarsen</w:t>
-            </w:r>
-            <w:r>
-              <w:t>), Bordeaux</w:t>
+              <w:t>Actiplay ( Klarsen ), Bordeaux</w:t>
             </w:r>
           </w:p>
         </w:tc>
@@ -2675,19 +2316,7 @@
               <w:rPr>
                 <w:b/>
               </w:rPr>
-              <w:t xml:space="preserve">Data </w:t>
-            </w:r>
-            <w:r>
-              <w:rPr>
-                <w:b/>
-              </w:rPr>
-              <w:t>analyst</w:t>
-            </w:r>
-            <w:r>
-              <w:rPr>
-                <w:b/>
-              </w:rPr>
-              <w:t>, Alternance</w:t>
+              <w:t>Data analyst , Alternance</w:t>
             </w:r>
           </w:p>
         </w:tc>
@@ -2710,10 +2339,7 @@
         <w:pStyle w:val="DC1stbullet"/>
       </w:pPr>
       <w:r>
-        <w:t xml:space="preserve">Data </w:t>
-      </w:r>
-      <w:r>
-        <w:t>Analyst</w:t>
+        <w:t>Data Analyst</w:t>
       </w:r>
     </w:p>
     <w:p>
@@ -2729,19 +2355,7 @@
         <w:pStyle w:val="DC2ndbullet"/>
       </w:pPr>
       <w:r>
-        <w:t xml:space="preserve">Construire les tableaux de </w:t>
-      </w:r>
-      <w:r>
-        <w:t>reporting</w:t>
-      </w:r>
-      <w:r>
-        <w:t xml:space="preserve"> et d'analyse des données </w:t>
-      </w:r>
-      <w:r>
-        <w:t>utilisateurs issues</w:t>
-      </w:r>
-      <w:r>
-        <w:t xml:space="preserve"> des campagnes</w:t>
+        <w:t>Construire les tableaux de reporting et d'analyse des données utilisateurs issues des campagnes</w:t>
       </w:r>
     </w:p>
     <w:p>
